--- a/arb/docx/56.content.docx
+++ b/arb/docx/56.content.docx
@@ -9,6 +9,8 @@
       </w:pPr>
       <w:r>
         <w:rPr>
+          <w:rtl/>
+          <w:cs/>
           <w:lang w:val="ar_AE" w:bidi="ar_AE"/>
         </w:rPr>
       </w:r>
@@ -20,12 +22,16 @@
       </w:pPr>
       <w:r>
         <w:rPr>
+          <w:rtl/>
+          <w:cs/>
           <w:lang w:val="ar_AE" w:bidi="ar_AE"/>
         </w:rPr>
         <w:t>Resource: Biblica Open New Arabic Version 2012</w:t>
       </w:r>
       <w:r>
         <w:rPr>
+          <w:rtl/>
+          <w:cs/>
           <w:lang w:val="ar_AE" w:bidi="ar_AE"/>
         </w:rPr>
       </w:r>
@@ -36,37 +42,33 @@
       </w:pPr>
       <w:r>
         <w:rPr>
+          <w:rtl/>
+          <w:cs/>
           <w:lang w:val="ar_AE" w:bidi="ar_AE"/>
         </w:rPr>
       </w:r>
       <w:r>
         <w:rPr>
           <w:b/>
+          <w:rtl/>
+          <w:cs/>
           <w:lang w:val="ar_AE" w:bidi="ar_AE"/>
         </w:rPr>
         <w:t>Biblica Open New Arabic Version 2012</w:t>
       </w:r>
       <w:r>
         <w:rPr>
-          <w:lang w:val="ar_AE" w:bidi="ar_AE"/>
-        </w:rPr>
-        <w:t xml:space="preserve"> (Arabic) is based on: </w:t>
-      </w:r>
-      <w:r>
-        <w:rPr>
-          <w:lang w:val="ar_AE" w:bidi="ar_AE"/>
-        </w:rPr>
-        <w:t>Biblica Open New Arabic Version 2012</w:t>
-      </w:r>
-      <w:r>
-        <w:rPr>
-          <w:lang w:val="ar_AE" w:bidi="ar_AE"/>
-        </w:rPr>
-        <w:t xml:space="preserve">, </w:t>
+          <w:rtl/>
+          <w:cs/>
+          <w:lang w:val="ar_AE" w:bidi="ar_AE"/>
+        </w:rPr>
+        <w:t xml:space="preserve"> © </w:t>
       </w:r>
       <w:hyperlink r:id="rId13">
         <w:r>
           <w:rPr>
+            <w:rtl/>
+            <w:cs/>
             <w:lang w:val="ar_AE" w:bidi="ar_AE"/>
           </w:rPr>
           <w:rPr>
@@ -78,13 +80,17 @@
       </w:hyperlink>
       <w:r>
         <w:rPr>
-          <w:lang w:val="ar_AE" w:bidi="ar_AE"/>
-        </w:rPr>
-        <w:t xml:space="preserve">, None, which is licensed under a </w:t>
+          <w:rtl/>
+          <w:cs/>
+          <w:lang w:val="ar_AE" w:bidi="ar_AE"/>
+        </w:rPr>
+        <w:t xml:space="preserve">, licensed under a </w:t>
       </w:r>
       <w:hyperlink r:id="rId14">
         <w:r>
           <w:rPr>
+            <w:rtl/>
+            <w:cs/>
             <w:lang w:val="ar_AE" w:bidi="ar_AE"/>
           </w:rPr>
           <w:rPr>
@@ -96,49 +102,36 @@
       </w:hyperlink>
       <w:r>
         <w:rPr>
+          <w:rtl/>
+          <w:cs/>
           <w:lang w:val="ar_AE" w:bidi="ar_AE"/>
         </w:rPr>
         <w:t>.</w:t>
       </w:r>
       <w:r>
         <w:rPr>
+          <w:rtl/>
+          <w:cs/>
+          <w:lang w:val="ar_AE" w:bidi="ar_AE"/>
+        </w:rPr>
+      </w:r>
+      <w:r>
+        <w:rPr>
+          <w:rtl/>
+          <w:cs/>
           <w:lang w:val="ar_AE" w:bidi="ar_AE"/>
         </w:rPr>
       </w:r>
     </w:p>
     <w:p>
       <w:pPr>
-        <w:bidi/>
-      </w:pPr>
-      <w:r>
-        <w:rPr>
-          <w:lang w:val="ar_AE" w:bidi="ar_AE"/>
-        </w:rPr>
-      </w:r>
-      <w:r>
-        <w:rPr>
-          <w:lang w:val="ar_AE" w:bidi="ar_AE"/>
-        </w:rPr>
-        <w:t>This PDF version is provided under the same license.</w:t>
-      </w:r>
-      <w:r>
-        <w:rPr>
-          <w:lang w:val="ar_AE" w:bidi="ar_AE"/>
-        </w:rPr>
-      </w:r>
-      <w:r>
-        <w:rPr>
-          <w:lang w:val="ar_AE" w:bidi="ar_AE"/>
-        </w:rPr>
-      </w:r>
-    </w:p>
-    <w:p>
-      <w:pPr>
         <w:pStyle w:val="Heading1"/>
         <w:bidi/>
       </w:pPr>
       <w:r>
         <w:rPr>
+          <w:rtl/>
+          <w:cs/>
           <w:lang w:val="ar_AE" w:bidi="ar_AE"/>
         </w:rPr>
         <w:t>Biblica Open New Arabic Version 2012</w:t>
@@ -168,6 +161,8 @@
       </w:pPr>
       <w:r>
         <w:rPr>
+          <w:rtl/>
+          <w:cs/>
           <w:lang w:val="ar_AE" w:bidi="ar_AE"/>
         </w:rPr>
       </w:r>
@@ -179,6 +174,8 @@
       </w:pPr>
       <w:r>
         <w:rPr>
+          <w:rtl/>
+          <w:cs/>
           <w:lang w:val="ar_AE" w:bidi="ar_AE"/>
         </w:rPr>
       </w:r>
@@ -189,22 +186,30 @@
       </w:pPr>
       <w:r>
         <w:rPr>
-          <w:lang w:val="ar_AE" w:bidi="ar_AE"/>
-        </w:rPr>
-      </w:r>
-      <w:r>
-        <w:rPr>
+          <w:rtl/>
+          <w:cs/>
+          <w:lang w:val="ar_AE" w:bidi="ar_AE"/>
+        </w:rPr>
+      </w:r>
+      <w:r>
+        <w:rPr>
+          <w:rtl/>
+          <w:cs/>
           <w:lang w:val="ar_AE" w:bidi="ar_AE"/>
         </w:rPr>
         <w:t xml:space="preserve"> </w:t>
       </w:r>
       <w:r>
         <w:rPr>
-          <w:lang w:val="ar_AE" w:bidi="ar_AE"/>
-        </w:rPr>
-      </w:r>
-      <w:r>
-        <w:rPr>
+          <w:rtl/>
+          <w:cs/>
+          <w:lang w:val="ar_AE" w:bidi="ar_AE"/>
+        </w:rPr>
+      </w:r>
+      <w:r>
+        <w:rPr>
+          <w:rtl/>
+          <w:cs/>
           <w:lang w:val="ar_AE" w:bidi="ar_AE"/>
         </w:rPr>
       </w:r>
@@ -226,27 +231,506 @@
     </w:p>
     <w:p>
       <w:pPr>
+        <w:pStyle w:val="Heading2"/>
         <w:bidi/>
       </w:pPr>
       <w:r>
         <w:rPr>
+          <w:rtl/>
+          <w:cs/>
+          <w:lang w:val="ar_AE" w:bidi="ar_AE"/>
+        </w:rPr>
+        <w:t>تيطس 1:1</w:t>
+      </w:r>
+      <w:r>
+        <w:rPr>
+          <w:rtl/>
+          <w:cs/>
           <w:lang w:val="ar_AE" w:bidi="ar_AE"/>
         </w:rPr>
       </w:r>
     </w:p>
     <w:p>
       <w:pPr>
+        <w:bidi/>
+      </w:pPr>
+      <w:r>
+        <w:rPr>
+          <w:rtl/>
+          <w:cs/>
+          <w:lang w:val="ar_AE" w:bidi="ar_AE"/>
+        </w:rPr>
+      </w:r>
+      <w:r>
+        <w:rPr>
+          <w:vertAlign w:val="superscript"/>
+          <w:rtl/>
+          <w:cs/>
+          <w:lang w:val="ar_AE" w:bidi="ar_AE"/>
+        </w:rPr>
+        <w:t>1</w:t>
+      </w:r>
+      <w:r>
+        <w:rPr>
+          <w:rtl/>
+          <w:cs/>
+          <w:lang w:val="ar_AE" w:bidi="ar_AE"/>
+        </w:rPr>
+        <w:t xml:space="preserve"> مِنْ بُولُسَ، عَبْدِ اللهِ وَرَسُولِ يَسُوعَ الْمَسِيحِ فِي سَبِيلِ إِيمَانِ مَنِ اخْتَارَهُمُ اللهُ، وَمَعْرِفَتِهِمْ لِلْحَقِّ الْمُوَافِقِ لِلتَّقْوَى،</w:t>
+      </w:r>
+    </w:p>
+    <w:p>
+      <w:pPr>
+        <w:bidi/>
+      </w:pPr>
+      <w:r>
+        <w:rPr>
+          <w:rtl/>
+          <w:cs/>
+          <w:lang w:val="ar_AE" w:bidi="ar_AE"/>
+        </w:rPr>
+      </w:r>
+      <w:r>
+        <w:rPr>
+          <w:vertAlign w:val="superscript"/>
+          <w:rtl/>
+          <w:cs/>
+          <w:lang w:val="ar_AE" w:bidi="ar_AE"/>
+        </w:rPr>
+        <w:t>2</w:t>
+      </w:r>
+      <w:r>
+        <w:rPr>
+          <w:rtl/>
+          <w:cs/>
+          <w:lang w:val="ar_AE" w:bidi="ar_AE"/>
+        </w:rPr>
+        <w:t xml:space="preserve"> فِي رَجَاءِ الْحَيَاةِ الأَبَدِيَّةِ، الَّتِي وَعَدَ بِها اللهُ الْمُنَزَّهُ عَنِ الْكَذِبِ، مِنْ قَبْلِ أَزْمِنَةِ الأَزَلِ،</w:t>
+      </w:r>
+    </w:p>
+    <w:p>
+      <w:pPr>
+        <w:bidi/>
+      </w:pPr>
+      <w:r>
+        <w:rPr>
+          <w:rtl/>
+          <w:cs/>
+          <w:lang w:val="ar_AE" w:bidi="ar_AE"/>
+        </w:rPr>
+      </w:r>
+      <w:r>
+        <w:rPr>
+          <w:vertAlign w:val="superscript"/>
+          <w:rtl/>
+          <w:cs/>
+          <w:lang w:val="ar_AE" w:bidi="ar_AE"/>
+        </w:rPr>
+        <w:t>3</w:t>
+      </w:r>
+      <w:r>
+        <w:rPr>
+          <w:rtl/>
+          <w:cs/>
+          <w:lang w:val="ar_AE" w:bidi="ar_AE"/>
+        </w:rPr>
+        <w:t xml:space="preserve"> ثُمَّ بَيَّنَ كَلِمَتَهُ فِي أَوَانِهَا الْمُعَيَّنِ: بِالْبِشَارَةِ الَّتِي وُضِعَتْ أَمَانَةً بَيْنَ يَدَيَّ بِمُوجِبِ أَمْرِ مُخَلِّصِنَا اللهِ.</w:t>
+      </w:r>
+    </w:p>
+    <w:p>
+      <w:pPr>
+        <w:bidi/>
+      </w:pPr>
+      <w:r>
+        <w:rPr>
+          <w:rtl/>
+          <w:cs/>
+          <w:lang w:val="ar_AE" w:bidi="ar_AE"/>
+        </w:rPr>
+      </w:r>
+      <w:r>
+        <w:rPr>
+          <w:vertAlign w:val="superscript"/>
+          <w:rtl/>
+          <w:cs/>
+          <w:lang w:val="ar_AE" w:bidi="ar_AE"/>
+        </w:rPr>
+        <w:t>4</w:t>
+      </w:r>
+      <w:r>
+        <w:rPr>
+          <w:rtl/>
+          <w:cs/>
+          <w:lang w:val="ar_AE" w:bidi="ar_AE"/>
+        </w:rPr>
+        <w:t xml:space="preserve"> إِلَى تِيطُسَ، وَلَدِي الْحَقِيقِيِّ بِالنِّسْبَةِ إِلَى الإِيمَانِ الْمُشْتَرَكِ بَيْنَنَا. لِتَكُنْ لَكَ النِّعْمَةُ وَالسَّلامُ مِنَ اللهِ الآبِ، وَالْمَسِيحِ يَسُوعَ مُخَلِّصِنَا!</w:t>
+      </w:r>
+    </w:p>
+    <w:p>
+      <w:pPr>
+        <w:bidi/>
+      </w:pPr>
+      <w:r>
+        <w:rPr>
+          <w:rtl/>
+          <w:cs/>
+          <w:lang w:val="ar_AE" w:bidi="ar_AE"/>
+        </w:rPr>
+      </w:r>
+      <w:r>
+        <w:rPr>
+          <w:vertAlign w:val="superscript"/>
+          <w:rtl/>
+          <w:cs/>
+          <w:lang w:val="ar_AE" w:bidi="ar_AE"/>
+        </w:rPr>
+        <w:t>5</w:t>
+      </w:r>
+      <w:r>
+        <w:rPr>
+          <w:rtl/>
+          <w:cs/>
+          <w:lang w:val="ar_AE" w:bidi="ar_AE"/>
+        </w:rPr>
+        <w:t xml:space="preserve"> تَرَكْتُكَ فِي جَزِيرَةِ كِرِيتَ لِكَيْ تُكَمِّلَ تَرْتِيبَ الأُمُورِ الْبَاقِيَةِ، وَتُقِيمَ شُيُوخاً فِي كُلِّ مَدِينَةٍ، مِثْلَمَا أَمَرْتُكَ؛</w:t>
+      </w:r>
+    </w:p>
+    <w:p>
+      <w:pPr>
+        <w:bidi/>
+      </w:pPr>
+      <w:r>
+        <w:rPr>
+          <w:rtl/>
+          <w:cs/>
+          <w:lang w:val="ar_AE" w:bidi="ar_AE"/>
+        </w:rPr>
+      </w:r>
+      <w:r>
+        <w:rPr>
+          <w:vertAlign w:val="superscript"/>
+          <w:rtl/>
+          <w:cs/>
+          <w:lang w:val="ar_AE" w:bidi="ar_AE"/>
+        </w:rPr>
+        <w:t>6</w:t>
+      </w:r>
+      <w:r>
+        <w:rPr>
+          <w:rtl/>
+          <w:cs/>
+          <w:lang w:val="ar_AE" w:bidi="ar_AE"/>
+        </w:rPr>
+        <w:t xml:space="preserve"> عَلَى أَنْ يَكُونَ الْوَاحِدُ مِنْهُمْ بَرِيئاً مِنْ كُلِّ تُهْمَةٍ، زَوْجاً لامْرَأَةٍ وَاحِدَةٍ، أَباً لأَوْلادٍ مُؤْمِنِينَ لَا يُتَّهَمُونَ بِالْخَلاعَةِ وَالتَّمَرُّدِ.</w:t>
+      </w:r>
+    </w:p>
+    <w:p>
+      <w:pPr>
+        <w:bidi/>
+      </w:pPr>
+      <w:r>
+        <w:rPr>
+          <w:rtl/>
+          <w:cs/>
+          <w:lang w:val="ar_AE" w:bidi="ar_AE"/>
+        </w:rPr>
+      </w:r>
+      <w:r>
+        <w:rPr>
+          <w:vertAlign w:val="superscript"/>
+          <w:rtl/>
+          <w:cs/>
+          <w:lang w:val="ar_AE" w:bidi="ar_AE"/>
+        </w:rPr>
+        <w:t>7</w:t>
+      </w:r>
+      <w:r>
+        <w:rPr>
+          <w:rtl/>
+          <w:cs/>
+          <w:lang w:val="ar_AE" w:bidi="ar_AE"/>
+        </w:rPr>
+        <w:t xml:space="preserve"> وَذَلِكَ لأَنَّ الرَّاعِيَ يَجِبُ أَنْ يَكُونَ بَرِيئاً مِنْ كُلِّ تُهْمَةٍ بِاعْتِبَارِهِ وَكِيلاً لِلهِ، لَا مُعْجَباً بِنَفْسِهِ وَلا حَادَّ الطَّبْعِ، وَلا مُدْمِنَ الْخَمْرِ، وَلا عَنِيفاً، وَلا سَاعِياً إِلَى الْمَكْسَبِ الْخَسِيسِ؛</w:t>
+      </w:r>
+    </w:p>
+    <w:p>
+      <w:pPr>
+        <w:bidi/>
+      </w:pPr>
+      <w:r>
+        <w:rPr>
+          <w:rtl/>
+          <w:cs/>
+          <w:lang w:val="ar_AE" w:bidi="ar_AE"/>
+        </w:rPr>
+      </w:r>
+      <w:r>
+        <w:rPr>
+          <w:vertAlign w:val="superscript"/>
+          <w:rtl/>
+          <w:cs/>
+          <w:lang w:val="ar_AE" w:bidi="ar_AE"/>
+        </w:rPr>
+        <w:t>8</w:t>
+      </w:r>
+      <w:r>
+        <w:rPr>
+          <w:rtl/>
+          <w:cs/>
+          <w:lang w:val="ar_AE" w:bidi="ar_AE"/>
+        </w:rPr>
+        <w:t xml:space="preserve"> بَلْ مِضْيَافاً، مُحِبّاً لِلصَّلاحِ، رَزِيناً، بَارّاً، تَقِيًّا، ضَابِطاً نَفْسَهُ،</w:t>
+      </w:r>
+    </w:p>
+    <w:p>
+      <w:pPr>
+        <w:bidi/>
+      </w:pPr>
+      <w:r>
+        <w:rPr>
+          <w:rtl/>
+          <w:cs/>
+          <w:lang w:val="ar_AE" w:bidi="ar_AE"/>
+        </w:rPr>
+      </w:r>
+      <w:r>
+        <w:rPr>
+          <w:vertAlign w:val="superscript"/>
+          <w:rtl/>
+          <w:cs/>
+          <w:lang w:val="ar_AE" w:bidi="ar_AE"/>
+        </w:rPr>
+        <w:t>9</w:t>
+      </w:r>
+      <w:r>
+        <w:rPr>
+          <w:rtl/>
+          <w:cs/>
+          <w:lang w:val="ar_AE" w:bidi="ar_AE"/>
+        </w:rPr>
+        <w:t xml:space="preserve"> مُلْتَصِقاً بِالْكَلِمَةِ الصَّادِقَةِ الْمُوَافِقَةِ لِلتَّعْلِيمِ، لِيَكُونَ قَادِراً عَلَى تَشْجِيعِ الْمُؤْمِنِيِنَ بِالتَّعْلِيمِ الصَّحِيحِ وَعَلَى إِفْحَامِ الْمُعَارِضِينَ.</w:t>
+      </w:r>
+    </w:p>
+    <w:p>
+      <w:pPr>
+        <w:bidi/>
+      </w:pPr>
+      <w:r>
+        <w:rPr>
+          <w:rtl/>
+          <w:cs/>
+          <w:lang w:val="ar_AE" w:bidi="ar_AE"/>
+        </w:rPr>
+      </w:r>
+      <w:r>
+        <w:rPr>
+          <w:vertAlign w:val="superscript"/>
+          <w:rtl/>
+          <w:cs/>
+          <w:lang w:val="ar_AE" w:bidi="ar_AE"/>
+        </w:rPr>
+        <w:t>10</w:t>
+      </w:r>
+      <w:r>
+        <w:rPr>
+          <w:rtl/>
+          <w:cs/>
+          <w:lang w:val="ar_AE" w:bidi="ar_AE"/>
+        </w:rPr>
+        <w:t xml:space="preserve"> فَإِنَّ هُنَالِكَ كَثِيرِينَ مِنْ مُعَلِّمِي الْبَاطِلِ الْمُتَمَرِّدِينَ وَخَادِعِي عُقُولِ النَّاسِ، وَبِخَاصَّةٍ الَّذِينَ مِنْ أَهْلِ الْخِتَانِ.</w:t>
+      </w:r>
+    </w:p>
+    <w:p>
+      <w:pPr>
+        <w:bidi/>
+      </w:pPr>
+      <w:r>
+        <w:rPr>
+          <w:rtl/>
+          <w:cs/>
+          <w:lang w:val="ar_AE" w:bidi="ar_AE"/>
+        </w:rPr>
+      </w:r>
+      <w:r>
+        <w:rPr>
+          <w:vertAlign w:val="superscript"/>
+          <w:rtl/>
+          <w:cs/>
+          <w:lang w:val="ar_AE" w:bidi="ar_AE"/>
+        </w:rPr>
+        <w:t>11</w:t>
+      </w:r>
+      <w:r>
+        <w:rPr>
+          <w:rtl/>
+          <w:cs/>
+          <w:lang w:val="ar_AE" w:bidi="ar_AE"/>
+        </w:rPr>
+        <w:t xml:space="preserve"> هَؤُلاءِ يَجِبُ أَنْ تُسَدَّ أَفْوَاهُهُمْ: فَهُمْ يُخْرِبُونَ بُيُوتاً بِجُمْلَتِهَا، إِذْ يُعَلِّمُونَ تَعَالِيمَ يَجِبُ أَلّا تُعَلَّمَ، فِي سَبِيلِ مَكْسَبٍ خَسِيسٍ.</w:t>
+      </w:r>
+    </w:p>
+    <w:p>
+      <w:pPr>
+        <w:bidi/>
+      </w:pPr>
+      <w:r>
+        <w:rPr>
+          <w:rtl/>
+          <w:cs/>
+          <w:lang w:val="ar_AE" w:bidi="ar_AE"/>
+        </w:rPr>
+      </w:r>
+      <w:r>
+        <w:rPr>
+          <w:vertAlign w:val="superscript"/>
+          <w:rtl/>
+          <w:cs/>
+          <w:lang w:val="ar_AE" w:bidi="ar_AE"/>
+        </w:rPr>
+        <w:t>12</w:t>
+      </w:r>
+      <w:r>
+        <w:rPr>
+          <w:rtl/>
+          <w:cs/>
+          <w:lang w:val="ar_AE" w:bidi="ar_AE"/>
+        </w:rPr>
+        <w:t xml:space="preserve"> وَقَدْ قَالَ وَاحِدٌ مِنْهُمْ، وَهُوَ عِنْدَهُمْ نَبِيٌّ خَاصٌّ بِهِمْ: «أَهْلُ كِرِيتَ دَائِماً كَذَّابُونَ، وُحُوشٌ شَرِسَةٌ، نَهِمُونَ كُسَالَى».</w:t>
+      </w:r>
+    </w:p>
+    <w:p>
+      <w:pPr>
+        <w:bidi/>
+      </w:pPr>
+      <w:r>
+        <w:rPr>
+          <w:rtl/>
+          <w:cs/>
+          <w:lang w:val="ar_AE" w:bidi="ar_AE"/>
+        </w:rPr>
+      </w:r>
+      <w:r>
+        <w:rPr>
+          <w:vertAlign w:val="superscript"/>
+          <w:rtl/>
+          <w:cs/>
+          <w:lang w:val="ar_AE" w:bidi="ar_AE"/>
+        </w:rPr>
+        <w:t>13</w:t>
+      </w:r>
+      <w:r>
+        <w:rPr>
+          <w:rtl/>
+          <w:cs/>
+          <w:lang w:val="ar_AE" w:bidi="ar_AE"/>
+        </w:rPr>
+        <w:t xml:space="preserve"> وَهَذِهِ شَهَادَةُ صِدْقٍ. لِذلِكَ كُنْ مُتَشَدِّداً فِي تَوْبِيخِهِمْ، لِيَكُونُوا أَصِحَّاءَ فِي الإِيمَانِ،</w:t>
+      </w:r>
+    </w:p>
+    <w:p>
+      <w:pPr>
+        <w:bidi/>
+      </w:pPr>
+      <w:r>
+        <w:rPr>
+          <w:rtl/>
+          <w:cs/>
+          <w:lang w:val="ar_AE" w:bidi="ar_AE"/>
+        </w:rPr>
+      </w:r>
+      <w:r>
+        <w:rPr>
+          <w:vertAlign w:val="superscript"/>
+          <w:rtl/>
+          <w:cs/>
+          <w:lang w:val="ar_AE" w:bidi="ar_AE"/>
+        </w:rPr>
+        <w:t>14</w:t>
+      </w:r>
+      <w:r>
+        <w:rPr>
+          <w:rtl/>
+          <w:cs/>
+          <w:lang w:val="ar_AE" w:bidi="ar_AE"/>
+        </w:rPr>
+        <w:t xml:space="preserve"> لَا يُدِيرُونَ عُقُولَهُمْ إِلَى خُرَافَاتٍ يَهُودِيَّةٍ وَوَصَايَا أُنَاسٍ تَحَوَّلُوا عَنِ الْحَقِّ بَعِيداً.</w:t>
+      </w:r>
+    </w:p>
+    <w:p>
+      <w:pPr>
+        <w:bidi/>
+      </w:pPr>
+      <w:r>
+        <w:rPr>
+          <w:rtl/>
+          <w:cs/>
+          <w:lang w:val="ar_AE" w:bidi="ar_AE"/>
+        </w:rPr>
+      </w:r>
+      <w:r>
+        <w:rPr>
+          <w:vertAlign w:val="superscript"/>
+          <w:rtl/>
+          <w:cs/>
+          <w:lang w:val="ar_AE" w:bidi="ar_AE"/>
+        </w:rPr>
+        <w:t>15</w:t>
+      </w:r>
+      <w:r>
+        <w:rPr>
+          <w:rtl/>
+          <w:cs/>
+          <w:lang w:val="ar_AE" w:bidi="ar_AE"/>
+        </w:rPr>
+        <w:t xml:space="preserve"> عِنْدَ الطَّاهِرِينَ، كُلُّ شَيْءٍ طَاهِرٌ. أَمَّا عِنْدَ النَّجِسِينَ وَغَيْرِ الْمُؤْمِنِينَ، فَمَا مِنْ شَيْءٍ طَاهِرٍ، بَلْ إِنَّ عُقُولَهُمْ وَضَمَائِرَهُمْ أَيْضاً قَدْ صَارَتْ نَجِسَةً.</w:t>
+      </w:r>
+    </w:p>
+    <w:p>
+      <w:pPr>
+        <w:bidi/>
+      </w:pPr>
+      <w:r>
+        <w:rPr>
+          <w:rtl/>
+          <w:cs/>
+          <w:lang w:val="ar_AE" w:bidi="ar_AE"/>
+        </w:rPr>
+      </w:r>
+      <w:r>
+        <w:rPr>
+          <w:vertAlign w:val="superscript"/>
+          <w:rtl/>
+          <w:cs/>
+          <w:lang w:val="ar_AE" w:bidi="ar_AE"/>
+        </w:rPr>
+        <w:t>16</w:t>
+      </w:r>
+      <w:r>
+        <w:rPr>
+          <w:rtl/>
+          <w:cs/>
+          <w:lang w:val="ar_AE" w:bidi="ar_AE"/>
+        </w:rPr>
+        <w:t xml:space="preserve"> يَشْهَدُونَ مُعْتَرِفِينَ بِأَنَّهُمْ يَعْرِفُونَ اللهَ، وَلَكِنَّهُمْ بِأَعْمَالِهِمْ يُنْكِرُونَهُ، لأَنَّهُمْ مَكْرُوهُونَ وَغَيْرُ طَائِعِينَ، وَقَد تَبَيَّنَ أَنَّهُمْ غَيْرُ أَهْلٍ لِكُلِّ عَمَلٍ صَالِحٍ.</w:t>
+      </w:r>
+    </w:p>
+    <w:p>
+      <w:pPr>
         <w:pStyle w:val="Heading2"/>
         <w:bidi/>
       </w:pPr>
       <w:r>
         <w:rPr>
-          <w:lang w:val="ar_AE" w:bidi="ar_AE"/>
-        </w:rPr>
-        <w:t>Titus 1:1</w:t>
-      </w:r>
-      <w:r>
-        <w:rPr>
+          <w:rtl/>
+          <w:cs/>
+          <w:lang w:val="ar_AE" w:bidi="ar_AE"/>
+        </w:rPr>
+        <w:t>تيطس 2:1</w:t>
+      </w:r>
+      <w:r>
+        <w:rPr>
+          <w:rtl/>
+          <w:cs/>
           <w:lang w:val="ar_AE" w:bidi="ar_AE"/>
         </w:rPr>
       </w:r>
@@ -257,31 +741,27 @@
       </w:pPr>
       <w:r>
         <w:rPr>
+          <w:rtl/>
+          <w:cs/>
           <w:lang w:val="ar_AE" w:bidi="ar_AE"/>
         </w:rPr>
       </w:r>
       <w:r>
         <w:rPr>
           <w:vertAlign w:val="superscript"/>
+          <w:rtl/>
+          <w:cs/>
           <w:lang w:val="ar_AE" w:bidi="ar_AE"/>
         </w:rPr>
         <w:t>1</w:t>
       </w:r>
       <w:r>
         <w:rPr>
-          <w:lang w:val="ar_AE" w:bidi="ar_AE"/>
-        </w:rPr>
-        <w:t xml:space="preserve"> مِنْ بُولُسَ، عَبْدِ اللهِ وَرَسُولِ يَسُوعَ الْمَسِيحِ فِي سَبِيلِ إِيمَانِ مَنِ اخْتَارَهُمُ اللهُ، وَمَعْرِفَتِهِمْ لِلْحَقِّ الْمُوَافِقِ لِلتَّقْوَى،</w:t>
-      </w:r>
-      <w:r>
-        <w:rPr>
-          <w:lang w:val="ar_AE" w:bidi="ar_AE"/>
-        </w:rPr>
-      </w:r>
-      <w:r>
-        <w:rPr>
-          <w:lang w:val="ar_AE" w:bidi="ar_AE"/>
-        </w:rPr>
+          <w:rtl/>
+          <w:cs/>
+          <w:lang w:val="ar_AE" w:bidi="ar_AE"/>
+        </w:rPr>
+        <w:t xml:space="preserve"> أَمَّا أَنْتَ، فَعَلِّمْ بِمَا يُوَافِقُ التَّعْلِيمَ الصَّحِيحَ:</w:t>
       </w:r>
     </w:p>
     <w:p>
@@ -290,8 +770,27 @@
       </w:pPr>
       <w:r>
         <w:rPr>
-          <w:lang w:val="ar_AE" w:bidi="ar_AE"/>
-        </w:rPr>
+          <w:rtl/>
+          <w:cs/>
+          <w:lang w:val="ar_AE" w:bidi="ar_AE"/>
+        </w:rPr>
+      </w:r>
+      <w:r>
+        <w:rPr>
+          <w:vertAlign w:val="superscript"/>
+          <w:rtl/>
+          <w:cs/>
+          <w:lang w:val="ar_AE" w:bidi="ar_AE"/>
+        </w:rPr>
+        <w:t>2</w:t>
+      </w:r>
+      <w:r>
+        <w:rPr>
+          <w:rtl/>
+          <w:cs/>
+          <w:lang w:val="ar_AE" w:bidi="ar_AE"/>
+        </w:rPr>
+        <w:t xml:space="preserve"> أَنْ يَكُونَ الشُّيُوخُ ذَوِي رَزَانَةٍ وَوَقَارٍ، مُتَعَقِّلِينَ، صَحِيحِي الإِيمَانِ وَالْمَحَبَّةِ وَالصَّبْرِ.</w:t>
       </w:r>
     </w:p>
     <w:p>
@@ -300,31 +799,27 @@
       </w:pPr>
       <w:r>
         <w:rPr>
+          <w:rtl/>
+          <w:cs/>
           <w:lang w:val="ar_AE" w:bidi="ar_AE"/>
         </w:rPr>
       </w:r>
       <w:r>
         <w:rPr>
           <w:vertAlign w:val="superscript"/>
-          <w:lang w:val="ar_AE" w:bidi="ar_AE"/>
-        </w:rPr>
-        <w:t>2</w:t>
-      </w:r>
-      <w:r>
-        <w:rPr>
-          <w:lang w:val="ar_AE" w:bidi="ar_AE"/>
-        </w:rPr>
-        <w:t xml:space="preserve"> فِي رَجَاءِ الْحَيَاةِ الأَبَدِيَّةِ، الَّتِي وَعَدَ بِها اللهُ الْمُنَزَّهُ عَنِ الْكَذِبِ، مِنْ قَبْلِ أَزْمِنَةِ الأَزَلِ،</w:t>
-      </w:r>
-      <w:r>
-        <w:rPr>
-          <w:lang w:val="ar_AE" w:bidi="ar_AE"/>
-        </w:rPr>
-      </w:r>
-      <w:r>
-        <w:rPr>
-          <w:lang w:val="ar_AE" w:bidi="ar_AE"/>
-        </w:rPr>
+          <w:rtl/>
+          <w:cs/>
+          <w:lang w:val="ar_AE" w:bidi="ar_AE"/>
+        </w:rPr>
+        <w:t>3</w:t>
+      </w:r>
+      <w:r>
+        <w:rPr>
+          <w:rtl/>
+          <w:cs/>
+          <w:lang w:val="ar_AE" w:bidi="ar_AE"/>
+        </w:rPr>
+        <w:t xml:space="preserve"> وَكَذَلِكَ أَنْ تَكُونَ الْعَجَائِزُ ذَوَاتِ سِيرَةٍ مُوَافِقَةٍ لِلْقَدَاسَةِ، غَيْرَ نَمَّامَاتٍ وَلا مُدْمِنَاتٍ لِلْخَمْرِ، بَلْ مُعَلِّمَاتٍ لِمَا هُوَ صَالِحٌ،</w:t>
       </w:r>
     </w:p>
     <w:p>
@@ -333,8 +828,27 @@
       </w:pPr>
       <w:r>
         <w:rPr>
-          <w:lang w:val="ar_AE" w:bidi="ar_AE"/>
-        </w:rPr>
+          <w:rtl/>
+          <w:cs/>
+          <w:lang w:val="ar_AE" w:bidi="ar_AE"/>
+        </w:rPr>
+      </w:r>
+      <w:r>
+        <w:rPr>
+          <w:vertAlign w:val="superscript"/>
+          <w:rtl/>
+          <w:cs/>
+          <w:lang w:val="ar_AE" w:bidi="ar_AE"/>
+        </w:rPr>
+        <w:t>4</w:t>
+      </w:r>
+      <w:r>
+        <w:rPr>
+          <w:rtl/>
+          <w:cs/>
+          <w:lang w:val="ar_AE" w:bidi="ar_AE"/>
+        </w:rPr>
+        <w:t xml:space="preserve"> لِكَيْ يُدَرِّبْنَ الشَّابَّاتِ عَلَى أَنْ يَكُنَّ مُحِبَّاتٍ لأَزْوَاجِهِنَّ وَلأَوْلادِهِنَّ،</w:t>
       </w:r>
     </w:p>
     <w:p>
@@ -343,31 +857,27 @@
       </w:pPr>
       <w:r>
         <w:rPr>
+          <w:rtl/>
+          <w:cs/>
           <w:lang w:val="ar_AE" w:bidi="ar_AE"/>
         </w:rPr>
       </w:r>
       <w:r>
         <w:rPr>
           <w:vertAlign w:val="superscript"/>
-          <w:lang w:val="ar_AE" w:bidi="ar_AE"/>
-        </w:rPr>
-        <w:t>3</w:t>
-      </w:r>
-      <w:r>
-        <w:rPr>
-          <w:lang w:val="ar_AE" w:bidi="ar_AE"/>
-        </w:rPr>
-        <w:t xml:space="preserve"> ثُمَّ بَيَّنَ كَلِمَتَهُ فِي أَوَانِهَا الْمُعَيَّنِ: بِالْبِشَارَةِ الَّتِي وُضِعَتْ أَمَانَةً بَيْنَ يَدَيَّ بِمُوجِبِ أَمْرِ مُخَلِّصِنَا اللهِ.</w:t>
-      </w:r>
-      <w:r>
-        <w:rPr>
-          <w:lang w:val="ar_AE" w:bidi="ar_AE"/>
-        </w:rPr>
-      </w:r>
-      <w:r>
-        <w:rPr>
-          <w:lang w:val="ar_AE" w:bidi="ar_AE"/>
-        </w:rPr>
+          <w:rtl/>
+          <w:cs/>
+          <w:lang w:val="ar_AE" w:bidi="ar_AE"/>
+        </w:rPr>
+        <w:t>5</w:t>
+      </w:r>
+      <w:r>
+        <w:rPr>
+          <w:rtl/>
+          <w:cs/>
+          <w:lang w:val="ar_AE" w:bidi="ar_AE"/>
+        </w:rPr>
+        <w:t xml:space="preserve"> مُتَعَقِّلاتٍ، عَفِيفَاتٍ، مُهْتَمَّاتٍ بِشُؤُونِ بُيُوتِهِنَّ صَالِحَاتٍ، خَاضِعَاتٍ لأَزْوَاجِهِنَّ، حَتَّى لَا يَتَكَلَّمَ أَحَدٌ بِالسُّوءِ عَلَى كَلِمَةِ اللهِ.</w:t>
       </w:r>
     </w:p>
     <w:p>
@@ -376,8 +886,27 @@
       </w:pPr>
       <w:r>
         <w:rPr>
-          <w:lang w:val="ar_AE" w:bidi="ar_AE"/>
-        </w:rPr>
+          <w:rtl/>
+          <w:cs/>
+          <w:lang w:val="ar_AE" w:bidi="ar_AE"/>
+        </w:rPr>
+      </w:r>
+      <w:r>
+        <w:rPr>
+          <w:vertAlign w:val="superscript"/>
+          <w:rtl/>
+          <w:cs/>
+          <w:lang w:val="ar_AE" w:bidi="ar_AE"/>
+        </w:rPr>
+        <w:t>6</w:t>
+      </w:r>
+      <w:r>
+        <w:rPr>
+          <w:rtl/>
+          <w:cs/>
+          <w:lang w:val="ar_AE" w:bidi="ar_AE"/>
+        </w:rPr>
+        <w:t xml:space="preserve"> كَذَلِكَ عِظِ الشُّبَّانَ أَنْ يَكُونُوا مُتَعَقِّلِينَ،</w:t>
       </w:r>
     </w:p>
     <w:p>
@@ -386,31 +915,27 @@
       </w:pPr>
       <w:r>
         <w:rPr>
+          <w:rtl/>
+          <w:cs/>
           <w:lang w:val="ar_AE" w:bidi="ar_AE"/>
         </w:rPr>
       </w:r>
       <w:r>
         <w:rPr>
           <w:vertAlign w:val="superscript"/>
-          <w:lang w:val="ar_AE" w:bidi="ar_AE"/>
-        </w:rPr>
-        <w:t>4</w:t>
-      </w:r>
-      <w:r>
-        <w:rPr>
-          <w:lang w:val="ar_AE" w:bidi="ar_AE"/>
-        </w:rPr>
-        <w:t xml:space="preserve"> إِلَى تِيطُسَ، وَلَدِي الْحَقِيقِيِّ بِالنِّسْبَةِ إِلَى الإِيمَانِ الْمُشْتَرَكِ بَيْنَنَا. لِتَكُنْ لَكَ النِّعْمَةُ وَالسَّلامُ مِنَ اللهِ الآبِ، وَالْمَسِيحِ يَسُوعَ مُخَلِّصِنَا!</w:t>
-      </w:r>
-      <w:r>
-        <w:rPr>
-          <w:lang w:val="ar_AE" w:bidi="ar_AE"/>
-        </w:rPr>
-      </w:r>
-      <w:r>
-        <w:rPr>
-          <w:lang w:val="ar_AE" w:bidi="ar_AE"/>
-        </w:rPr>
+          <w:rtl/>
+          <w:cs/>
+          <w:lang w:val="ar_AE" w:bidi="ar_AE"/>
+        </w:rPr>
+        <w:t>7</w:t>
+      </w:r>
+      <w:r>
+        <w:rPr>
+          <w:rtl/>
+          <w:cs/>
+          <w:lang w:val="ar_AE" w:bidi="ar_AE"/>
+        </w:rPr>
+        <w:t xml:space="preserve"> جَاعِلاً مِنْ نَفْسِكَ فِي كُلِّ شَيْءٍ قُدْوَةً لِلأَعْمَالِ الصَّالِحَةِ، مُظْهِراً فِي تَعْلِيمِكَ النَّقَاوَةَ وَالْوَقَارَ</w:t>
       </w:r>
     </w:p>
     <w:p>
@@ -419,8 +944,27 @@
       </w:pPr>
       <w:r>
         <w:rPr>
-          <w:lang w:val="ar_AE" w:bidi="ar_AE"/>
-        </w:rPr>
+          <w:rtl/>
+          <w:cs/>
+          <w:lang w:val="ar_AE" w:bidi="ar_AE"/>
+        </w:rPr>
+      </w:r>
+      <w:r>
+        <w:rPr>
+          <w:vertAlign w:val="superscript"/>
+          <w:rtl/>
+          <w:cs/>
+          <w:lang w:val="ar_AE" w:bidi="ar_AE"/>
+        </w:rPr>
+        <w:t>8</w:t>
+      </w:r>
+      <w:r>
+        <w:rPr>
+          <w:rtl/>
+          <w:cs/>
+          <w:lang w:val="ar_AE" w:bidi="ar_AE"/>
+        </w:rPr>
+        <w:t xml:space="preserve"> وَالْكَلِمَةَ الصَّحِيحَةَ الَّتِي لَا تُلامُ، لِكَيْ يَخْجَلَ الْمُقَاوِمُ حِينَ لَا يَجِدُ أَمْراً سَيِّئاً يَقُولُهُ فِينَا.</w:t>
       </w:r>
     </w:p>
     <w:p>
@@ -429,31 +973,27 @@
       </w:pPr>
       <w:r>
         <w:rPr>
+          <w:rtl/>
+          <w:cs/>
           <w:lang w:val="ar_AE" w:bidi="ar_AE"/>
         </w:rPr>
       </w:r>
       <w:r>
         <w:rPr>
           <w:vertAlign w:val="superscript"/>
-          <w:lang w:val="ar_AE" w:bidi="ar_AE"/>
-        </w:rPr>
-        <w:t>5</w:t>
-      </w:r>
-      <w:r>
-        <w:rPr>
-          <w:lang w:val="ar_AE" w:bidi="ar_AE"/>
-        </w:rPr>
-        <w:t xml:space="preserve"> تَرَكْتُكَ فِي جَزِيرَةِ كِرِيتَ لِكَيْ تُكَمِّلَ تَرْتِيبَ الأُمُورِ الْبَاقِيَةِ، وَتُقِيمَ شُيُوخاً فِي كُلِّ مَدِينَةٍ، مِثْلَمَا أَمَرْتُكَ؛</w:t>
-      </w:r>
-      <w:r>
-        <w:rPr>
-          <w:lang w:val="ar_AE" w:bidi="ar_AE"/>
-        </w:rPr>
-      </w:r>
-      <w:r>
-        <w:rPr>
-          <w:lang w:val="ar_AE" w:bidi="ar_AE"/>
-        </w:rPr>
+          <w:rtl/>
+          <w:cs/>
+          <w:lang w:val="ar_AE" w:bidi="ar_AE"/>
+        </w:rPr>
+        <w:t>9</w:t>
+      </w:r>
+      <w:r>
+        <w:rPr>
+          <w:rtl/>
+          <w:cs/>
+          <w:lang w:val="ar_AE" w:bidi="ar_AE"/>
+        </w:rPr>
+        <w:t xml:space="preserve"> وَعَلِّمِ الْعَبِيدَ أَنْ يَكُونُوا خَاضِعِينَ لِسَادَتِهِمْ، مُرْضِينَ لَهُمْ فِي كُلِّ شَيْءٍ؛ غَيْرَ مُعَانِدِينَ؛</w:t>
       </w:r>
     </w:p>
     <w:p>
@@ -462,8 +1002,27 @@
       </w:pPr>
       <w:r>
         <w:rPr>
-          <w:lang w:val="ar_AE" w:bidi="ar_AE"/>
-        </w:rPr>
+          <w:rtl/>
+          <w:cs/>
+          <w:lang w:val="ar_AE" w:bidi="ar_AE"/>
+        </w:rPr>
+      </w:r>
+      <w:r>
+        <w:rPr>
+          <w:vertAlign w:val="superscript"/>
+          <w:rtl/>
+          <w:cs/>
+          <w:lang w:val="ar_AE" w:bidi="ar_AE"/>
+        </w:rPr>
+        <w:t>10</w:t>
+      </w:r>
+      <w:r>
+        <w:rPr>
+          <w:rtl/>
+          <w:cs/>
+          <w:lang w:val="ar_AE" w:bidi="ar_AE"/>
+        </w:rPr>
+        <w:t xml:space="preserve"> وَلا سَارِقِينَ، بَلْ مُظْهِرِينَ أَمَانَةً كُلِّيَّةً صَالِحَةً، لِكَيْ يُزَيِّنُوا فِي كُلِّ شَيْءٍ تَعْلِيمَ مُخَلِّصِنَا اللهِ.</w:t>
       </w:r>
     </w:p>
     <w:p>
@@ -472,31 +1031,27 @@
       </w:pPr>
       <w:r>
         <w:rPr>
+          <w:rtl/>
+          <w:cs/>
           <w:lang w:val="ar_AE" w:bidi="ar_AE"/>
         </w:rPr>
       </w:r>
       <w:r>
         <w:rPr>
           <w:vertAlign w:val="superscript"/>
-          <w:lang w:val="ar_AE" w:bidi="ar_AE"/>
-        </w:rPr>
-        <w:t>6</w:t>
-      </w:r>
-      <w:r>
-        <w:rPr>
-          <w:lang w:val="ar_AE" w:bidi="ar_AE"/>
-        </w:rPr>
-        <w:t xml:space="preserve"> عَلَى أَنْ يَكُونَ الْوَاحِدُ مِنْهُمْ بَرِيئاً مِنْ كُلِّ تُهْمَةٍ، زَوْجاً لامْرَأَةٍ وَاحِدَةٍ، أَباً لأَوْلادٍ مُؤْمِنِينَ لَا يُتَّهَمُونَ بِالْخَلاعَةِ وَالتَّمَرُّدِ.</w:t>
-      </w:r>
-      <w:r>
-        <w:rPr>
-          <w:lang w:val="ar_AE" w:bidi="ar_AE"/>
-        </w:rPr>
-      </w:r>
-      <w:r>
-        <w:rPr>
-          <w:lang w:val="ar_AE" w:bidi="ar_AE"/>
-        </w:rPr>
+          <w:rtl/>
+          <w:cs/>
+          <w:lang w:val="ar_AE" w:bidi="ar_AE"/>
+        </w:rPr>
+        <w:t>11</w:t>
+      </w:r>
+      <w:r>
+        <w:rPr>
+          <w:rtl/>
+          <w:cs/>
+          <w:lang w:val="ar_AE" w:bidi="ar_AE"/>
+        </w:rPr>
+        <w:t xml:space="preserve"> فَإِنَّ نِعْمَةَ اللهِ الَّتِي تَحْمِلُ مَعَهَا الْخَلاصَ لِجَمِيعِ النَّاسِ، قَدْ ظَهَرَتْ.</w:t>
       </w:r>
     </w:p>
     <w:p>
@@ -505,8 +1060,27 @@
       </w:pPr>
       <w:r>
         <w:rPr>
-          <w:lang w:val="ar_AE" w:bidi="ar_AE"/>
-        </w:rPr>
+          <w:rtl/>
+          <w:cs/>
+          <w:lang w:val="ar_AE" w:bidi="ar_AE"/>
+        </w:rPr>
+      </w:r>
+      <w:r>
+        <w:rPr>
+          <w:vertAlign w:val="superscript"/>
+          <w:rtl/>
+          <w:cs/>
+          <w:lang w:val="ar_AE" w:bidi="ar_AE"/>
+        </w:rPr>
+        <w:t>12</w:t>
+      </w:r>
+      <w:r>
+        <w:rPr>
+          <w:rtl/>
+          <w:cs/>
+          <w:lang w:val="ar_AE" w:bidi="ar_AE"/>
+        </w:rPr>
+        <w:t xml:space="preserve"> وَهِي تُعَلِّمُنَا أَنْ نَقْطَعَ عَلاقَتَنَا بِالإِبَاحِيَّةِ وَالشَّهَوَاتِ الْعَالَمِيَّةِ، وَأَنْ نَحْيَا فِي الْعَصْرِ الْحَاضِرِ حَيَاةَ التَّعَقُّلِ وَالْبِرِّ وَالتَّقْوَى،</w:t>
       </w:r>
     </w:p>
     <w:p>
@@ -515,31 +1089,27 @@
       </w:pPr>
       <w:r>
         <w:rPr>
+          <w:rtl/>
+          <w:cs/>
           <w:lang w:val="ar_AE" w:bidi="ar_AE"/>
         </w:rPr>
       </w:r>
       <w:r>
         <w:rPr>
           <w:vertAlign w:val="superscript"/>
-          <w:lang w:val="ar_AE" w:bidi="ar_AE"/>
-        </w:rPr>
-        <w:t>7</w:t>
-      </w:r>
-      <w:r>
-        <w:rPr>
-          <w:lang w:val="ar_AE" w:bidi="ar_AE"/>
-        </w:rPr>
-        <w:t xml:space="preserve"> وَذَلِكَ لأَنَّ الرَّاعِيَ يَجِبُ أَنْ يَكُونَ بَرِيئاً مِنْ كُلِّ تُهْمَةٍ بِاعْتِبَارِهِ وَكِيلاً لِلهِ، لَا مُعْجَباً بِنَفْسِهِ وَلا حَادَّ الطَّبْعِ، وَلا مُدْمِنَ الْخَمْرِ، وَلا عَنِيفاً، وَلا سَاعِياً إِلَى الْمَكْسَبِ الْخَسِيسِ؛</w:t>
-      </w:r>
-      <w:r>
-        <w:rPr>
-          <w:lang w:val="ar_AE" w:bidi="ar_AE"/>
-        </w:rPr>
-      </w:r>
-      <w:r>
-        <w:rPr>
-          <w:lang w:val="ar_AE" w:bidi="ar_AE"/>
-        </w:rPr>
+          <w:rtl/>
+          <w:cs/>
+          <w:lang w:val="ar_AE" w:bidi="ar_AE"/>
+        </w:rPr>
+        <w:t>13</w:t>
+      </w:r>
+      <w:r>
+        <w:rPr>
+          <w:rtl/>
+          <w:cs/>
+          <w:lang w:val="ar_AE" w:bidi="ar_AE"/>
+        </w:rPr>
+        <w:t xml:space="preserve"> فِيمَا نَنْتَظِرُ تَحْقِيقَ رَجَائِنَا السَّعِيدِ، ثُمَّ الظُّهُورَ العَلَنِيَّ لِمَجْدِ إِلَهِنَا وَمُخَلِّصِنَا الْعَظِيمِ يَسُوعَ الْمَسِيحِ،</w:t>
       </w:r>
     </w:p>
     <w:p>
@@ -548,8 +1118,27 @@
       </w:pPr>
       <w:r>
         <w:rPr>
-          <w:lang w:val="ar_AE" w:bidi="ar_AE"/>
-        </w:rPr>
+          <w:rtl/>
+          <w:cs/>
+          <w:lang w:val="ar_AE" w:bidi="ar_AE"/>
+        </w:rPr>
+      </w:r>
+      <w:r>
+        <w:rPr>
+          <w:vertAlign w:val="superscript"/>
+          <w:rtl/>
+          <w:cs/>
+          <w:lang w:val="ar_AE" w:bidi="ar_AE"/>
+        </w:rPr>
+        <w:t>14</w:t>
+      </w:r>
+      <w:r>
+        <w:rPr>
+          <w:rtl/>
+          <w:cs/>
+          <w:lang w:val="ar_AE" w:bidi="ar_AE"/>
+        </w:rPr>
+        <w:t xml:space="preserve"> الَّذِي بَذَلَ نَفْسَهُ لأَجْلِنَا لِكَيْ يَفْتَدِيَنَا مِنْ كُلِّ إِثْمٍ وَيُطَهِّرَنَا لِنَفْسِهِ شَعْباً خَاصّاً يَجْتَهِدُ بِحَمَاسَةٍ فِي الأَعْمَالِ الصَّالِحَةِ.</w:t>
       </w:r>
     </w:p>
     <w:p>
@@ -558,39 +1147,46 @@
       </w:pPr>
       <w:r>
         <w:rPr>
+          <w:rtl/>
+          <w:cs/>
           <w:lang w:val="ar_AE" w:bidi="ar_AE"/>
         </w:rPr>
       </w:r>
       <w:r>
         <w:rPr>
           <w:vertAlign w:val="superscript"/>
-          <w:lang w:val="ar_AE" w:bidi="ar_AE"/>
-        </w:rPr>
-        <w:t>8</w:t>
-      </w:r>
-      <w:r>
-        <w:rPr>
-          <w:lang w:val="ar_AE" w:bidi="ar_AE"/>
-        </w:rPr>
-        <w:t xml:space="preserve"> بَلْ مِضْيَافاً، مُحِبّاً لِلصَّلاحِ، رَزِيناً، بَارّاً، تَقِيًّا، ضَابِطاً نَفْسَهُ،</w:t>
-      </w:r>
-      <w:r>
-        <w:rPr>
-          <w:lang w:val="ar_AE" w:bidi="ar_AE"/>
-        </w:rPr>
-      </w:r>
-      <w:r>
-        <w:rPr>
-          <w:lang w:val="ar_AE" w:bidi="ar_AE"/>
-        </w:rPr>
+          <w:rtl/>
+          <w:cs/>
+          <w:lang w:val="ar_AE" w:bidi="ar_AE"/>
+        </w:rPr>
+        <w:t>15</w:t>
+      </w:r>
+      <w:r>
+        <w:rPr>
+          <w:rtl/>
+          <w:cs/>
+          <w:lang w:val="ar_AE" w:bidi="ar_AE"/>
+        </w:rPr>
+        <w:t xml:space="preserve"> بِهَذِهِ الأُمُورِ تَكَلَّمْ، وَعِظْ، وَوَبِّخْ بِكُلِّ سُلْطَانٍ، وَلا تَدَعْ أَحَداً يَسْتَخِفُّ بِكَ!</w:t>
       </w:r>
     </w:p>
     <w:p>
       <w:pPr>
+        <w:pStyle w:val="Heading2"/>
         <w:bidi/>
       </w:pPr>
       <w:r>
         <w:rPr>
+          <w:rtl/>
+          <w:cs/>
+          <w:lang w:val="ar_AE" w:bidi="ar_AE"/>
+        </w:rPr>
+        <w:t>تيطس 3:1</w:t>
+      </w:r>
+      <w:r>
+        <w:rPr>
+          <w:rtl/>
+          <w:cs/>
           <w:lang w:val="ar_AE" w:bidi="ar_AE"/>
         </w:rPr>
       </w:r>
@@ -601,31 +1197,27 @@
       </w:pPr>
       <w:r>
         <w:rPr>
+          <w:rtl/>
+          <w:cs/>
           <w:lang w:val="ar_AE" w:bidi="ar_AE"/>
         </w:rPr>
       </w:r>
       <w:r>
         <w:rPr>
           <w:vertAlign w:val="superscript"/>
-          <w:lang w:val="ar_AE" w:bidi="ar_AE"/>
-        </w:rPr>
-        <w:t>9</w:t>
-      </w:r>
-      <w:r>
-        <w:rPr>
-          <w:lang w:val="ar_AE" w:bidi="ar_AE"/>
-        </w:rPr>
-        <w:t xml:space="preserve"> مُلْتَصِقاً بِالْكَلِمَةِ الصَّادِقَةِ الْمُوَافِقَةِ لِلتَّعْلِيمِ، لِيَكُونَ قَادِراً عَلَى تَشْجِيعِ الْمُؤْمِنِيِنَ بِالتَّعْلِيمِ الصَّحِيحِ وَعَلَى إِفْحَامِ الْمُعَارِضِينَ.</w:t>
-      </w:r>
-      <w:r>
-        <w:rPr>
-          <w:lang w:val="ar_AE" w:bidi="ar_AE"/>
-        </w:rPr>
-      </w:r>
-      <w:r>
-        <w:rPr>
-          <w:lang w:val="ar_AE" w:bidi="ar_AE"/>
-        </w:rPr>
+          <w:rtl/>
+          <w:cs/>
+          <w:lang w:val="ar_AE" w:bidi="ar_AE"/>
+        </w:rPr>
+        <w:t>1</w:t>
+      </w:r>
+      <w:r>
+        <w:rPr>
+          <w:rtl/>
+          <w:cs/>
+          <w:lang w:val="ar_AE" w:bidi="ar_AE"/>
+        </w:rPr>
+        <w:t xml:space="preserve"> ذَكِّرِ الْمُؤْمِنِينَ أَنْ يَخْضَعُوا لِلْحُكَّامِ وَالسُّلُطَاتِ، وَيُطِيعُوا الْقَانُونَ، وَيَكُونُوا مُسْتَعِدِّينَ لِكُلِّ عَمَلٍ صَالِحٍ،</w:t>
       </w:r>
     </w:p>
     <w:p>
@@ -634,8 +1226,27 @@
       </w:pPr>
       <w:r>
         <w:rPr>
-          <w:lang w:val="ar_AE" w:bidi="ar_AE"/>
-        </w:rPr>
+          <w:rtl/>
+          <w:cs/>
+          <w:lang w:val="ar_AE" w:bidi="ar_AE"/>
+        </w:rPr>
+      </w:r>
+      <w:r>
+        <w:rPr>
+          <w:vertAlign w:val="superscript"/>
+          <w:rtl/>
+          <w:cs/>
+          <w:lang w:val="ar_AE" w:bidi="ar_AE"/>
+        </w:rPr>
+        <w:t>2</w:t>
+      </w:r>
+      <w:r>
+        <w:rPr>
+          <w:rtl/>
+          <w:cs/>
+          <w:lang w:val="ar_AE" w:bidi="ar_AE"/>
+        </w:rPr>
+        <w:t xml:space="preserve"> وَلا يَقُولُوا سُوءاً فِي أَحَدٍ، وَلا يَكُونُوا مُخَاصِمِينَ، بَلْ لُطَفَاءَ يُعَامِلُونَ الْجَمِيعَ بِوَدَاعَةٍ تَامَّةٍ.</w:t>
       </w:r>
     </w:p>
     <w:p>
@@ -644,31 +1255,27 @@
       </w:pPr>
       <w:r>
         <w:rPr>
+          <w:rtl/>
+          <w:cs/>
           <w:lang w:val="ar_AE" w:bidi="ar_AE"/>
         </w:rPr>
       </w:r>
       <w:r>
         <w:rPr>
           <w:vertAlign w:val="superscript"/>
-          <w:lang w:val="ar_AE" w:bidi="ar_AE"/>
-        </w:rPr>
-        <w:t>10</w:t>
-      </w:r>
-      <w:r>
-        <w:rPr>
-          <w:lang w:val="ar_AE" w:bidi="ar_AE"/>
-        </w:rPr>
-        <w:t xml:space="preserve"> فَإِنَّ هُنَالِكَ كَثِيرِينَ مِنْ مُعَلِّمِي الْبَاطِلِ الْمُتَمَرِّدِينَ وَخَادِعِي عُقُولِ النَّاسِ، وَبِخَاصَّةٍ الَّذِينَ مِنْ أَهْلِ الْخِتَانِ.</w:t>
-      </w:r>
-      <w:r>
-        <w:rPr>
-          <w:lang w:val="ar_AE" w:bidi="ar_AE"/>
-        </w:rPr>
-      </w:r>
-      <w:r>
-        <w:rPr>
-          <w:lang w:val="ar_AE" w:bidi="ar_AE"/>
-        </w:rPr>
+          <w:rtl/>
+          <w:cs/>
+          <w:lang w:val="ar_AE" w:bidi="ar_AE"/>
+        </w:rPr>
+        <w:t>3</w:t>
+      </w:r>
+      <w:r>
+        <w:rPr>
+          <w:rtl/>
+          <w:cs/>
+          <w:lang w:val="ar_AE" w:bidi="ar_AE"/>
+        </w:rPr>
+        <w:t xml:space="preserve"> فَإِنَّنَا نَحْنُ أَيْضاً كُنَّا فِي الْمَاضِي جُهَّالاً، غَيْرَ مُطِيعِينَ، تَائِهِينَ فِي الضَّلالِ، عَبِيداً يَخْدِمُونَ الشَّهَوَاتِ وَاللَّذَّاتِ الْمُخْتَلِفَةَ، نَعِيشُ فِي الْخُبْثِ وَالْحَسَدِ، مَكْرُوهِينَ، وَكَارِهِينَ بَعْضُنَا لِبَعْضٍ.</w:t>
       </w:r>
     </w:p>
     <w:p>
@@ -677,8 +1284,27 @@
       </w:pPr>
       <w:r>
         <w:rPr>
-          <w:lang w:val="ar_AE" w:bidi="ar_AE"/>
-        </w:rPr>
+          <w:rtl/>
+          <w:cs/>
+          <w:lang w:val="ar_AE" w:bidi="ar_AE"/>
+        </w:rPr>
+      </w:r>
+      <w:r>
+        <w:rPr>
+          <w:vertAlign w:val="superscript"/>
+          <w:rtl/>
+          <w:cs/>
+          <w:lang w:val="ar_AE" w:bidi="ar_AE"/>
+        </w:rPr>
+        <w:t>4</w:t>
+      </w:r>
+      <w:r>
+        <w:rPr>
+          <w:rtl/>
+          <w:cs/>
+          <w:lang w:val="ar_AE" w:bidi="ar_AE"/>
+        </w:rPr>
+        <w:t xml:space="preserve"> وَلَكِنْ، لَمَّا ظَهَرَ لُطْفُ مُخَلِّصِنَا اللهِ، وَمَحَبَّتُهُ لِلنَّاسِ،</w:t>
       </w:r>
     </w:p>
     <w:p>
@@ -687,31 +1313,27 @@
       </w:pPr>
       <w:r>
         <w:rPr>
+          <w:rtl/>
+          <w:cs/>
           <w:lang w:val="ar_AE" w:bidi="ar_AE"/>
         </w:rPr>
       </w:r>
       <w:r>
         <w:rPr>
           <w:vertAlign w:val="superscript"/>
-          <w:lang w:val="ar_AE" w:bidi="ar_AE"/>
-        </w:rPr>
-        <w:t>11</w:t>
-      </w:r>
-      <w:r>
-        <w:rPr>
-          <w:lang w:val="ar_AE" w:bidi="ar_AE"/>
-        </w:rPr>
-        <w:t xml:space="preserve"> هَؤُلاءِ يَجِبُ أَنْ تُسَدَّ أَفْوَاهُهُمْ: فَهُمْ يُخْرِبُونَ بُيُوتاً بِجُمْلَتِهَا، إِذْ يُعَلِّمُونَ تَعَالِيمَ يَجِبُ أَلّا تُعَلَّمَ، فِي سَبِيلِ مَكْسَبٍ خَسِيسٍ.</w:t>
-      </w:r>
-      <w:r>
-        <w:rPr>
-          <w:lang w:val="ar_AE" w:bidi="ar_AE"/>
-        </w:rPr>
-      </w:r>
-      <w:r>
-        <w:rPr>
-          <w:lang w:val="ar_AE" w:bidi="ar_AE"/>
-        </w:rPr>
+          <w:rtl/>
+          <w:cs/>
+          <w:lang w:val="ar_AE" w:bidi="ar_AE"/>
+        </w:rPr>
+        <w:t>5</w:t>
+      </w:r>
+      <w:r>
+        <w:rPr>
+          <w:rtl/>
+          <w:cs/>
+          <w:lang w:val="ar_AE" w:bidi="ar_AE"/>
+        </w:rPr>
+        <w:t xml:space="preserve"> خَلَّصَنَا، لَا عَلَى أَسَاسِ أَعْمَالِ بِرٍّ قُمْنَا بِها نَحْنُ، وَإِنَّمَا بِمُوجِبِ رَحْمَتِهِ، وَذَلِكَ بِأَنْ غَسَلَنَا كُلِّيًّا غُسْلَ الْخَلِيقَةِ الْجَدِيدَةِ وَالتَّجْدِيدِ الَّذِي يُجْرِيهِ الرُّوحُ الْقُدُسُ،</w:t>
       </w:r>
     </w:p>
     <w:p>
@@ -720,8 +1342,27 @@
       </w:pPr>
       <w:r>
         <w:rPr>
-          <w:lang w:val="ar_AE" w:bidi="ar_AE"/>
-        </w:rPr>
+          <w:rtl/>
+          <w:cs/>
+          <w:lang w:val="ar_AE" w:bidi="ar_AE"/>
+        </w:rPr>
+      </w:r>
+      <w:r>
+        <w:rPr>
+          <w:vertAlign w:val="superscript"/>
+          <w:rtl/>
+          <w:cs/>
+          <w:lang w:val="ar_AE" w:bidi="ar_AE"/>
+        </w:rPr>
+        <w:t>6</w:t>
+      </w:r>
+      <w:r>
+        <w:rPr>
+          <w:rtl/>
+          <w:cs/>
+          <w:lang w:val="ar_AE" w:bidi="ar_AE"/>
+        </w:rPr>
+        <w:t xml:space="preserve"> الَّذِي سَكَبَهُ عَلَيْنَا بِغِنىً بِيَسُوعَ الْمَسِيحِ مُخَلِّصِنَا.</w:t>
       </w:r>
     </w:p>
     <w:p>
@@ -730,31 +1371,27 @@
       </w:pPr>
       <w:r>
         <w:rPr>
+          <w:rtl/>
+          <w:cs/>
           <w:lang w:val="ar_AE" w:bidi="ar_AE"/>
         </w:rPr>
       </w:r>
       <w:r>
         <w:rPr>
           <w:vertAlign w:val="superscript"/>
-          <w:lang w:val="ar_AE" w:bidi="ar_AE"/>
-        </w:rPr>
-        <w:t>12</w:t>
-      </w:r>
-      <w:r>
-        <w:rPr>
-          <w:lang w:val="ar_AE" w:bidi="ar_AE"/>
-        </w:rPr>
-        <w:t xml:space="preserve"> وَقَدْ قَالَ وَاحِدٌ مِنْهُمْ، وَهُوَ عِنْدَهُمْ نَبِيٌّ خَاصٌّ بِهِمْ: «أَهْلُ كِرِيتَ دَائِماً كَذَّابُونَ، وُحُوشٌ شَرِسَةٌ، نَهِمُونَ كُسَالَى».</w:t>
-      </w:r>
-      <w:r>
-        <w:rPr>
-          <w:lang w:val="ar_AE" w:bidi="ar_AE"/>
-        </w:rPr>
-      </w:r>
-      <w:r>
-        <w:rPr>
-          <w:lang w:val="ar_AE" w:bidi="ar_AE"/>
-        </w:rPr>
+          <w:rtl/>
+          <w:cs/>
+          <w:lang w:val="ar_AE" w:bidi="ar_AE"/>
+        </w:rPr>
+        <w:t>7</w:t>
+      </w:r>
+      <w:r>
+        <w:rPr>
+          <w:rtl/>
+          <w:cs/>
+          <w:lang w:val="ar_AE" w:bidi="ar_AE"/>
+        </w:rPr>
+        <w:t xml:space="preserve"> حَتَّى إِذَا تَبَرَّرْنَا بِنِعْمَتِهِ، نَصِيرُ وَرَثَةً، وَفْقاً لِرَجَائِنَا بِالْحَيَاةِ الأَبَدِيَّةِ.</w:t>
       </w:r>
     </w:p>
     <w:p>
@@ -763,8 +1400,27 @@
       </w:pPr>
       <w:r>
         <w:rPr>
-          <w:lang w:val="ar_AE" w:bidi="ar_AE"/>
-        </w:rPr>
+          <w:rtl/>
+          <w:cs/>
+          <w:lang w:val="ar_AE" w:bidi="ar_AE"/>
+        </w:rPr>
+      </w:r>
+      <w:r>
+        <w:rPr>
+          <w:vertAlign w:val="superscript"/>
+          <w:rtl/>
+          <w:cs/>
+          <w:lang w:val="ar_AE" w:bidi="ar_AE"/>
+        </w:rPr>
+        <w:t>8</w:t>
+      </w:r>
+      <w:r>
+        <w:rPr>
+          <w:rtl/>
+          <w:cs/>
+          <w:lang w:val="ar_AE" w:bidi="ar_AE"/>
+        </w:rPr>
+        <w:t xml:space="preserve"> صَادِقٌ هَذَا الْقَوْلُ! وَأُرِيدُ أَنْ تُقَرِّرَ هَذِهِ الأُمُورَ قَرَاراً حَاسِماً، حَتَّى يَهْتَمَّ الَّذِينَ آمَنُوا بِاللهِ بِأَنْ يَجْتَهِدُوا فِي الأَعْمَالِ الصَّالِحَةِ. هَذِهِ الأُمُورُ حَسَنَةٌ وَنَافِعَةٌ لِلنَّاسِ.</w:t>
       </w:r>
     </w:p>
     <w:p>
@@ -773,31 +1429,27 @@
       </w:pPr>
       <w:r>
         <w:rPr>
+          <w:rtl/>
+          <w:cs/>
           <w:lang w:val="ar_AE" w:bidi="ar_AE"/>
         </w:rPr>
       </w:r>
       <w:r>
         <w:rPr>
           <w:vertAlign w:val="superscript"/>
-          <w:lang w:val="ar_AE" w:bidi="ar_AE"/>
-        </w:rPr>
-        <w:t>13</w:t>
-      </w:r>
-      <w:r>
-        <w:rPr>
-          <w:lang w:val="ar_AE" w:bidi="ar_AE"/>
-        </w:rPr>
-        <w:t xml:space="preserve"> وَهَذِهِ شَهَادَةُ صِدْقٍ. لِذلِكَ كُنْ مُتَشَدِّداً فِي تَوْبِيخِهِمْ، لِيَكُونُوا أَصِحَّاءَ فِي الإِيمَانِ،</w:t>
-      </w:r>
-      <w:r>
-        <w:rPr>
-          <w:lang w:val="ar_AE" w:bidi="ar_AE"/>
-        </w:rPr>
-      </w:r>
-      <w:r>
-        <w:rPr>
-          <w:lang w:val="ar_AE" w:bidi="ar_AE"/>
-        </w:rPr>
+          <w:rtl/>
+          <w:cs/>
+          <w:lang w:val="ar_AE" w:bidi="ar_AE"/>
+        </w:rPr>
+        <w:t>9</w:t>
+      </w:r>
+      <w:r>
+        <w:rPr>
+          <w:rtl/>
+          <w:cs/>
+          <w:lang w:val="ar_AE" w:bidi="ar_AE"/>
+        </w:rPr>
+        <w:t xml:space="preserve"> أَمَّا الْمَسَائِلُ السَّخِيفَةُ، وَسَلاسِلُ النَّسَبِ، وَالْمُخَاصَمَاتُ، وَالْمُنَازَعَاتُ حَوْلَ الشَّرِيعَةِ، فَتَجَنَّبْهَا، لأَنَّهَا غَيْرُ نَافِعَةٍ، وَبَاطِلَةٌ.</w:t>
       </w:r>
     </w:p>
     <w:p>
@@ -806,8 +1458,27 @@
       </w:pPr>
       <w:r>
         <w:rPr>
-          <w:lang w:val="ar_AE" w:bidi="ar_AE"/>
-        </w:rPr>
+          <w:rtl/>
+          <w:cs/>
+          <w:lang w:val="ar_AE" w:bidi="ar_AE"/>
+        </w:rPr>
+      </w:r>
+      <w:r>
+        <w:rPr>
+          <w:vertAlign w:val="superscript"/>
+          <w:rtl/>
+          <w:cs/>
+          <w:lang w:val="ar_AE" w:bidi="ar_AE"/>
+        </w:rPr>
+        <w:t>10</w:t>
+      </w:r>
+      <w:r>
+        <w:rPr>
+          <w:rtl/>
+          <w:cs/>
+          <w:lang w:val="ar_AE" w:bidi="ar_AE"/>
+        </w:rPr>
+        <w:t xml:space="preserve"> وَصَاحِبُ الْهَرْطَقَةِ اقْطَعِ الْعَلاقَةَ بِهِ بَعْدَ إِنْذَارِهِ أَوَّلاً وَثَانِياً،</w:t>
       </w:r>
     </w:p>
     <w:p>
@@ -816,31 +1487,27 @@
       </w:pPr>
       <w:r>
         <w:rPr>
+          <w:rtl/>
+          <w:cs/>
           <w:lang w:val="ar_AE" w:bidi="ar_AE"/>
         </w:rPr>
       </w:r>
       <w:r>
         <w:rPr>
           <w:vertAlign w:val="superscript"/>
-          <w:lang w:val="ar_AE" w:bidi="ar_AE"/>
-        </w:rPr>
-        <w:t>14</w:t>
-      </w:r>
-      <w:r>
-        <w:rPr>
-          <w:lang w:val="ar_AE" w:bidi="ar_AE"/>
-        </w:rPr>
-        <w:t xml:space="preserve"> لَا يُدِيرُونَ عُقُولَهُمْ إِلَى خُرَافَاتٍ يَهُودِيَّةٍ وَوَصَايَا أُنَاسٍ تَحَوَّلُوا عَنِ الْحَقِّ بَعِيداً.</w:t>
-      </w:r>
-      <w:r>
-        <w:rPr>
-          <w:lang w:val="ar_AE" w:bidi="ar_AE"/>
-        </w:rPr>
-      </w:r>
-      <w:r>
-        <w:rPr>
-          <w:lang w:val="ar_AE" w:bidi="ar_AE"/>
-        </w:rPr>
+          <w:rtl/>
+          <w:cs/>
+          <w:lang w:val="ar_AE" w:bidi="ar_AE"/>
+        </w:rPr>
+        <w:t>11</w:t>
+      </w:r>
+      <w:r>
+        <w:rPr>
+          <w:rtl/>
+          <w:cs/>
+          <w:lang w:val="ar_AE" w:bidi="ar_AE"/>
+        </w:rPr>
+        <w:t xml:space="preserve"> عَالِماً أَنَّ مِثْلَ هَذَا مُنْحَرِفٌ يَمْضِي فِي الْخَطِيئَةِ وَقَدْ حَكَمَ عَلَى نَفْسِهِ بِنَفْسِهِ!</w:t>
       </w:r>
     </w:p>
     <w:p>
@@ -849,8 +1516,27 @@
       </w:pPr>
       <w:r>
         <w:rPr>
-          <w:lang w:val="ar_AE" w:bidi="ar_AE"/>
-        </w:rPr>
+          <w:rtl/>
+          <w:cs/>
+          <w:lang w:val="ar_AE" w:bidi="ar_AE"/>
+        </w:rPr>
+      </w:r>
+      <w:r>
+        <w:rPr>
+          <w:vertAlign w:val="superscript"/>
+          <w:rtl/>
+          <w:cs/>
+          <w:lang w:val="ar_AE" w:bidi="ar_AE"/>
+        </w:rPr>
+        <w:t>12</w:t>
+      </w:r>
+      <w:r>
+        <w:rPr>
+          <w:rtl/>
+          <w:cs/>
+          <w:lang w:val="ar_AE" w:bidi="ar_AE"/>
+        </w:rPr>
+        <w:t xml:space="preserve"> حَالَمَا أُرْسِلُ إِلَيْكَ أَرْتِمَاسَ أَوْ تِيخِيكُسَ، اجْتَهِدْ أَنْ تَأْتِيَنِي إِلَى مَدِينَةِ نِيكُوبُولِيسَ، لأَنِّي قَرَّرْتُ أَنْ أُقَضِّيَ فَصْلَ الشِّتَاءِ هُنَاكَ.</w:t>
       </w:r>
     </w:p>
     <w:p>
@@ -859,31 +1545,27 @@
       </w:pPr>
       <w:r>
         <w:rPr>
+          <w:rtl/>
+          <w:cs/>
           <w:lang w:val="ar_AE" w:bidi="ar_AE"/>
         </w:rPr>
       </w:r>
       <w:r>
         <w:rPr>
           <w:vertAlign w:val="superscript"/>
-          <w:lang w:val="ar_AE" w:bidi="ar_AE"/>
-        </w:rPr>
-        <w:t>15</w:t>
-      </w:r>
-      <w:r>
-        <w:rPr>
-          <w:lang w:val="ar_AE" w:bidi="ar_AE"/>
-        </w:rPr>
-        <w:t xml:space="preserve"> عِنْدَ الطَّاهِرِينَ، كُلُّ شَيْءٍ طَاهِرٌ. أَمَّا عِنْدَ النَّجِسِينَ وَغَيْرِ الْمُؤْمِنِينَ، فَمَا مِنْ شَيْءٍ طَاهِرٍ، بَلْ إِنَّ عُقُولَهُمْ وَضَمَائِرَهُمْ أَيْضاً قَدْ صَارَتْ نَجِسَةً.</w:t>
-      </w:r>
-      <w:r>
-        <w:rPr>
-          <w:lang w:val="ar_AE" w:bidi="ar_AE"/>
-        </w:rPr>
-      </w:r>
-      <w:r>
-        <w:rPr>
-          <w:lang w:val="ar_AE" w:bidi="ar_AE"/>
-        </w:rPr>
+          <w:rtl/>
+          <w:cs/>
+          <w:lang w:val="ar_AE" w:bidi="ar_AE"/>
+        </w:rPr>
+        <w:t>13</w:t>
+      </w:r>
+      <w:r>
+        <w:rPr>
+          <w:rtl/>
+          <w:cs/>
+          <w:lang w:val="ar_AE" w:bidi="ar_AE"/>
+        </w:rPr>
+        <w:t xml:space="preserve"> اجْتَهِدْ فِي إِطْلاقِ زِينَاسَ الْمُحَامِي وَأَبُلُّوسَ بَعْدَ تَزْوِيدِهِمَا لِلسَّفَرِ، حَتَّى لَا يَحْتَاجَا إِلَى شَيْءٍ.</w:t>
       </w:r>
     </w:p>
     <w:p>
@@ -892,8 +1574,27 @@
       </w:pPr>
       <w:r>
         <w:rPr>
-          <w:lang w:val="ar_AE" w:bidi="ar_AE"/>
-        </w:rPr>
+          <w:rtl/>
+          <w:cs/>
+          <w:lang w:val="ar_AE" w:bidi="ar_AE"/>
+        </w:rPr>
+      </w:r>
+      <w:r>
+        <w:rPr>
+          <w:vertAlign w:val="superscript"/>
+          <w:rtl/>
+          <w:cs/>
+          <w:lang w:val="ar_AE" w:bidi="ar_AE"/>
+        </w:rPr>
+        <w:t>14</w:t>
+      </w:r>
+      <w:r>
+        <w:rPr>
+          <w:rtl/>
+          <w:cs/>
+          <w:lang w:val="ar_AE" w:bidi="ar_AE"/>
+        </w:rPr>
+        <w:t xml:space="preserve"> وَلْيَتَعَلَّمْ ذَوُونَا أَيْضاً أَنْ يُمَارِسُوا أَعْمَالاً حَسَنَةً، لِسَدِّ الْحَاجَاتِ الضَّرُورِيَّةِ، لِكَيْ لَا يَكُونُوا عَدِيمِي الثَّمَرِ.</w:t>
       </w:r>
     </w:p>
     <w:p>
@@ -902,1355 +1603,27 @@
       </w:pPr>
       <w:r>
         <w:rPr>
+          <w:rtl/>
+          <w:cs/>
           <w:lang w:val="ar_AE" w:bidi="ar_AE"/>
         </w:rPr>
       </w:r>
       <w:r>
         <w:rPr>
           <w:vertAlign w:val="superscript"/>
-          <w:lang w:val="ar_AE" w:bidi="ar_AE"/>
-        </w:rPr>
-        <w:t>16</w:t>
-      </w:r>
-      <w:r>
-        <w:rPr>
-          <w:lang w:val="ar_AE" w:bidi="ar_AE"/>
-        </w:rPr>
-        <w:t xml:space="preserve"> يَشْهَدُونَ مُعْتَرِفِينَ بِأَنَّهُمْ يَعْرِفُونَ اللهَ، وَلَكِنَّهُمْ بِأَعْمَالِهِمْ يُنْكِرُونَهُ، لأَنَّهُمْ مَكْرُوهُونَ وَغَيْرُ طَائِعِينَ، وَقَد تَبَيَّنَ أَنَّهُمْ غَيْرُ أَهْلٍ لِكُلِّ عَمَلٍ صَالِحٍ.</w:t>
-      </w:r>
-      <w:r>
-        <w:rPr>
-          <w:lang w:val="ar_AE" w:bidi="ar_AE"/>
-        </w:rPr>
-      </w:r>
-      <w:r>
-        <w:rPr>
-          <w:lang w:val="ar_AE" w:bidi="ar_AE"/>
-        </w:rPr>
-      </w:r>
-    </w:p>
-    <w:p>
-      <w:pPr>
-        <w:bidi/>
-      </w:pPr>
-      <w:r>
-        <w:rPr>
-          <w:lang w:val="ar_AE" w:bidi="ar_AE"/>
-        </w:rPr>
-      </w:r>
-    </w:p>
-    <w:p>
-      <w:pPr>
-        <w:pStyle w:val="Heading2"/>
-        <w:bidi/>
-      </w:pPr>
-      <w:r>
-        <w:rPr>
-          <w:lang w:val="ar_AE" w:bidi="ar_AE"/>
-        </w:rPr>
-        <w:t>Titus 2:1</w:t>
-      </w:r>
-      <w:r>
-        <w:rPr>
-          <w:lang w:val="ar_AE" w:bidi="ar_AE"/>
-        </w:rPr>
-      </w:r>
-    </w:p>
-    <w:p>
-      <w:pPr>
-        <w:bidi/>
-      </w:pPr>
-      <w:r>
-        <w:rPr>
-          <w:lang w:val="ar_AE" w:bidi="ar_AE"/>
-        </w:rPr>
-      </w:r>
-      <w:r>
-        <w:rPr>
-          <w:vertAlign w:val="superscript"/>
-          <w:lang w:val="ar_AE" w:bidi="ar_AE"/>
-        </w:rPr>
-        <w:t>1</w:t>
-      </w:r>
-      <w:r>
-        <w:rPr>
-          <w:lang w:val="ar_AE" w:bidi="ar_AE"/>
-        </w:rPr>
-        <w:t xml:space="preserve"> أَمَّا أَنْتَ، فَعَلِّمْ بِمَا يُوَافِقُ التَّعْلِيمَ الصَّحِيحَ:</w:t>
-      </w:r>
-      <w:r>
-        <w:rPr>
-          <w:lang w:val="ar_AE" w:bidi="ar_AE"/>
-        </w:rPr>
-      </w:r>
-      <w:r>
-        <w:rPr>
-          <w:lang w:val="ar_AE" w:bidi="ar_AE"/>
-        </w:rPr>
-      </w:r>
-    </w:p>
-    <w:p>
-      <w:pPr>
-        <w:bidi/>
-      </w:pPr>
-      <w:r>
-        <w:rPr>
-          <w:lang w:val="ar_AE" w:bidi="ar_AE"/>
-        </w:rPr>
-      </w:r>
-    </w:p>
-    <w:p>
-      <w:pPr>
-        <w:bidi/>
-      </w:pPr>
-      <w:r>
-        <w:rPr>
-          <w:lang w:val="ar_AE" w:bidi="ar_AE"/>
-        </w:rPr>
-      </w:r>
-      <w:r>
-        <w:rPr>
-          <w:vertAlign w:val="superscript"/>
-          <w:lang w:val="ar_AE" w:bidi="ar_AE"/>
-        </w:rPr>
-        <w:t>2</w:t>
-      </w:r>
-      <w:r>
-        <w:rPr>
-          <w:lang w:val="ar_AE" w:bidi="ar_AE"/>
-        </w:rPr>
-        <w:t xml:space="preserve"> أَنْ يَكُونَ الشُّيُوخُ ذَوِي رَزَانَةٍ وَوَقَارٍ، مُتَعَقِّلِينَ، صَحِيحِي الإِيمَانِ وَالْمَحَبَّةِ وَالصَّبْرِ.</w:t>
-      </w:r>
-      <w:r>
-        <w:rPr>
-          <w:lang w:val="ar_AE" w:bidi="ar_AE"/>
-        </w:rPr>
-      </w:r>
-      <w:r>
-        <w:rPr>
-          <w:lang w:val="ar_AE" w:bidi="ar_AE"/>
-        </w:rPr>
-      </w:r>
-    </w:p>
-    <w:p>
-      <w:pPr>
-        <w:bidi/>
-      </w:pPr>
-      <w:r>
-        <w:rPr>
-          <w:lang w:val="ar_AE" w:bidi="ar_AE"/>
-        </w:rPr>
-      </w:r>
-    </w:p>
-    <w:p>
-      <w:pPr>
-        <w:bidi/>
-      </w:pPr>
-      <w:r>
-        <w:rPr>
-          <w:lang w:val="ar_AE" w:bidi="ar_AE"/>
-        </w:rPr>
-      </w:r>
-      <w:r>
-        <w:rPr>
-          <w:vertAlign w:val="superscript"/>
-          <w:lang w:val="ar_AE" w:bidi="ar_AE"/>
-        </w:rPr>
-        <w:t>3</w:t>
-      </w:r>
-      <w:r>
-        <w:rPr>
-          <w:lang w:val="ar_AE" w:bidi="ar_AE"/>
-        </w:rPr>
-        <w:t xml:space="preserve"> وَكَذَلِكَ أَنْ تَكُونَ الْعَجَائِزُ ذَوَاتِ سِيرَةٍ مُوَافِقَةٍ لِلْقَدَاسَةِ، غَيْرَ نَمَّامَاتٍ وَلا مُدْمِنَاتٍ لِلْخَمْرِ، بَلْ مُعَلِّمَاتٍ لِمَا هُوَ صَالِحٌ،</w:t>
-      </w:r>
-      <w:r>
-        <w:rPr>
-          <w:lang w:val="ar_AE" w:bidi="ar_AE"/>
-        </w:rPr>
-      </w:r>
-      <w:r>
-        <w:rPr>
-          <w:lang w:val="ar_AE" w:bidi="ar_AE"/>
-        </w:rPr>
-      </w:r>
-    </w:p>
-    <w:p>
-      <w:pPr>
-        <w:bidi/>
-      </w:pPr>
-      <w:r>
-        <w:rPr>
-          <w:lang w:val="ar_AE" w:bidi="ar_AE"/>
-        </w:rPr>
-      </w:r>
-    </w:p>
-    <w:p>
-      <w:pPr>
-        <w:bidi/>
-      </w:pPr>
-      <w:r>
-        <w:rPr>
-          <w:lang w:val="ar_AE" w:bidi="ar_AE"/>
-        </w:rPr>
-      </w:r>
-      <w:r>
-        <w:rPr>
-          <w:vertAlign w:val="superscript"/>
-          <w:lang w:val="ar_AE" w:bidi="ar_AE"/>
-        </w:rPr>
-        <w:t>4</w:t>
-      </w:r>
-      <w:r>
-        <w:rPr>
-          <w:lang w:val="ar_AE" w:bidi="ar_AE"/>
-        </w:rPr>
-        <w:t xml:space="preserve"> لِكَيْ يُدَرِّبْنَ الشَّابَّاتِ عَلَى أَنْ يَكُنَّ مُحِبَّاتٍ لأَزْوَاجِهِنَّ وَلأَوْلادِهِنَّ،</w:t>
-      </w:r>
-      <w:r>
-        <w:rPr>
-          <w:lang w:val="ar_AE" w:bidi="ar_AE"/>
-        </w:rPr>
-      </w:r>
-      <w:r>
-        <w:rPr>
-          <w:lang w:val="ar_AE" w:bidi="ar_AE"/>
-        </w:rPr>
-      </w:r>
-    </w:p>
-    <w:p>
-      <w:pPr>
-        <w:bidi/>
-      </w:pPr>
-      <w:r>
-        <w:rPr>
-          <w:lang w:val="ar_AE" w:bidi="ar_AE"/>
-        </w:rPr>
-      </w:r>
-    </w:p>
-    <w:p>
-      <w:pPr>
-        <w:bidi/>
-      </w:pPr>
-      <w:r>
-        <w:rPr>
-          <w:lang w:val="ar_AE" w:bidi="ar_AE"/>
-        </w:rPr>
-      </w:r>
-      <w:r>
-        <w:rPr>
-          <w:vertAlign w:val="superscript"/>
-          <w:lang w:val="ar_AE" w:bidi="ar_AE"/>
-        </w:rPr>
-        <w:t>5</w:t>
-      </w:r>
-      <w:r>
-        <w:rPr>
-          <w:lang w:val="ar_AE" w:bidi="ar_AE"/>
-        </w:rPr>
-        <w:t xml:space="preserve"> مُتَعَقِّلاتٍ، عَفِيفَاتٍ، مُهْتَمَّاتٍ بِشُؤُونِ بُيُوتِهِنَّ صَالِحَاتٍ، خَاضِعَاتٍ لأَزْوَاجِهِنَّ، حَتَّى لَا يَتَكَلَّمَ أَحَدٌ بِالسُّوءِ عَلَى كَلِمَةِ اللهِ.</w:t>
-      </w:r>
-      <w:r>
-        <w:rPr>
-          <w:lang w:val="ar_AE" w:bidi="ar_AE"/>
-        </w:rPr>
-      </w:r>
-      <w:r>
-        <w:rPr>
-          <w:lang w:val="ar_AE" w:bidi="ar_AE"/>
-        </w:rPr>
-      </w:r>
-    </w:p>
-    <w:p>
-      <w:pPr>
-        <w:bidi/>
-      </w:pPr>
-      <w:r>
-        <w:rPr>
-          <w:lang w:val="ar_AE" w:bidi="ar_AE"/>
-        </w:rPr>
-      </w:r>
-    </w:p>
-    <w:p>
-      <w:pPr>
-        <w:bidi/>
-      </w:pPr>
-      <w:r>
-        <w:rPr>
-          <w:lang w:val="ar_AE" w:bidi="ar_AE"/>
-        </w:rPr>
-      </w:r>
-      <w:r>
-        <w:rPr>
-          <w:vertAlign w:val="superscript"/>
-          <w:lang w:val="ar_AE" w:bidi="ar_AE"/>
-        </w:rPr>
-        <w:t>6</w:t>
-      </w:r>
-      <w:r>
-        <w:rPr>
-          <w:lang w:val="ar_AE" w:bidi="ar_AE"/>
-        </w:rPr>
-        <w:t xml:space="preserve"> كَذَلِكَ عِظِ الشُّبَّانَ أَنْ يَكُونُوا مُتَعَقِّلِينَ،</w:t>
-      </w:r>
-      <w:r>
-        <w:rPr>
-          <w:lang w:val="ar_AE" w:bidi="ar_AE"/>
-        </w:rPr>
-      </w:r>
-      <w:r>
-        <w:rPr>
-          <w:lang w:val="ar_AE" w:bidi="ar_AE"/>
-        </w:rPr>
-      </w:r>
-    </w:p>
-    <w:p>
-      <w:pPr>
-        <w:bidi/>
-      </w:pPr>
-      <w:r>
-        <w:rPr>
-          <w:lang w:val="ar_AE" w:bidi="ar_AE"/>
-        </w:rPr>
-      </w:r>
-    </w:p>
-    <w:p>
-      <w:pPr>
-        <w:bidi/>
-      </w:pPr>
-      <w:r>
-        <w:rPr>
-          <w:lang w:val="ar_AE" w:bidi="ar_AE"/>
-        </w:rPr>
-      </w:r>
-      <w:r>
-        <w:rPr>
-          <w:vertAlign w:val="superscript"/>
-          <w:lang w:val="ar_AE" w:bidi="ar_AE"/>
-        </w:rPr>
-        <w:t>7</w:t>
-      </w:r>
-      <w:r>
-        <w:rPr>
-          <w:lang w:val="ar_AE" w:bidi="ar_AE"/>
-        </w:rPr>
-        <w:t xml:space="preserve"> جَاعِلاً مِنْ نَفْسِكَ فِي كُلِّ شَيْءٍ قُدْوَةً لِلأَعْمَالِ الصَّالِحَةِ، مُظْهِراً فِي تَعْلِيمِكَ النَّقَاوَةَ وَالْوَقَارَ</w:t>
-      </w:r>
-      <w:r>
-        <w:rPr>
-          <w:lang w:val="ar_AE" w:bidi="ar_AE"/>
-        </w:rPr>
-      </w:r>
-      <w:r>
-        <w:rPr>
-          <w:lang w:val="ar_AE" w:bidi="ar_AE"/>
-        </w:rPr>
-      </w:r>
-    </w:p>
-    <w:p>
-      <w:pPr>
-        <w:bidi/>
-      </w:pPr>
-      <w:r>
-        <w:rPr>
-          <w:lang w:val="ar_AE" w:bidi="ar_AE"/>
-        </w:rPr>
-      </w:r>
-    </w:p>
-    <w:p>
-      <w:pPr>
-        <w:bidi/>
-      </w:pPr>
-      <w:r>
-        <w:rPr>
-          <w:lang w:val="ar_AE" w:bidi="ar_AE"/>
-        </w:rPr>
-      </w:r>
-      <w:r>
-        <w:rPr>
-          <w:vertAlign w:val="superscript"/>
-          <w:lang w:val="ar_AE" w:bidi="ar_AE"/>
-        </w:rPr>
-        <w:t>8</w:t>
-      </w:r>
-      <w:r>
-        <w:rPr>
-          <w:lang w:val="ar_AE" w:bidi="ar_AE"/>
-        </w:rPr>
-        <w:t xml:space="preserve"> وَالْكَلِمَةَ الصَّحِيحَةَ الَّتِي لَا تُلامُ، لِكَيْ يَخْجَلَ الْمُقَاوِمُ حِينَ لَا يَجِدُ أَمْراً سَيِّئاً يَقُولُهُ فِينَا.</w:t>
-      </w:r>
-      <w:r>
-        <w:rPr>
-          <w:lang w:val="ar_AE" w:bidi="ar_AE"/>
-        </w:rPr>
-      </w:r>
-      <w:r>
-        <w:rPr>
-          <w:lang w:val="ar_AE" w:bidi="ar_AE"/>
-        </w:rPr>
-      </w:r>
-    </w:p>
-    <w:p>
-      <w:pPr>
-        <w:bidi/>
-      </w:pPr>
-      <w:r>
-        <w:rPr>
-          <w:lang w:val="ar_AE" w:bidi="ar_AE"/>
-        </w:rPr>
-      </w:r>
-    </w:p>
-    <w:p>
-      <w:pPr>
-        <w:bidi/>
-      </w:pPr>
-      <w:r>
-        <w:rPr>
-          <w:lang w:val="ar_AE" w:bidi="ar_AE"/>
-        </w:rPr>
-      </w:r>
-      <w:r>
-        <w:rPr>
-          <w:vertAlign w:val="superscript"/>
-          <w:lang w:val="ar_AE" w:bidi="ar_AE"/>
-        </w:rPr>
-        <w:t>9</w:t>
-      </w:r>
-      <w:r>
-        <w:rPr>
-          <w:lang w:val="ar_AE" w:bidi="ar_AE"/>
-        </w:rPr>
-        <w:t xml:space="preserve"> وَعَلِّمِ الْعَبِيدَ أَنْ يَكُونُوا خَاضِعِينَ لِسَادَتِهِمْ، مُرْضِينَ لَهُمْ فِي كُلِّ شَيْءٍ؛ غَيْرَ مُعَانِدِينَ؛</w:t>
-      </w:r>
-      <w:r>
-        <w:rPr>
-          <w:lang w:val="ar_AE" w:bidi="ar_AE"/>
-        </w:rPr>
-      </w:r>
-      <w:r>
-        <w:rPr>
-          <w:lang w:val="ar_AE" w:bidi="ar_AE"/>
-        </w:rPr>
-      </w:r>
-    </w:p>
-    <w:p>
-      <w:pPr>
-        <w:bidi/>
-      </w:pPr>
-      <w:r>
-        <w:rPr>
-          <w:lang w:val="ar_AE" w:bidi="ar_AE"/>
-        </w:rPr>
-      </w:r>
-    </w:p>
-    <w:p>
-      <w:pPr>
-        <w:bidi/>
-      </w:pPr>
-      <w:r>
-        <w:rPr>
-          <w:lang w:val="ar_AE" w:bidi="ar_AE"/>
-        </w:rPr>
-      </w:r>
-      <w:r>
-        <w:rPr>
-          <w:vertAlign w:val="superscript"/>
-          <w:lang w:val="ar_AE" w:bidi="ar_AE"/>
-        </w:rPr>
-        <w:t>10</w:t>
-      </w:r>
-      <w:r>
-        <w:rPr>
-          <w:lang w:val="ar_AE" w:bidi="ar_AE"/>
-        </w:rPr>
-        <w:t xml:space="preserve"> وَلا سَارِقِينَ، بَلْ مُظْهِرِينَ أَمَانَةً كُلِّيَّةً صَالِحَةً، لِكَيْ يُزَيِّنُوا فِي كُلِّ شَيْءٍ تَعْلِيمَ مُخَلِّصِنَا اللهِ.</w:t>
-      </w:r>
-      <w:r>
-        <w:rPr>
-          <w:lang w:val="ar_AE" w:bidi="ar_AE"/>
-        </w:rPr>
-      </w:r>
-      <w:r>
-        <w:rPr>
-          <w:lang w:val="ar_AE" w:bidi="ar_AE"/>
-        </w:rPr>
-      </w:r>
-    </w:p>
-    <w:p>
-      <w:pPr>
-        <w:bidi/>
-      </w:pPr>
-      <w:r>
-        <w:rPr>
-          <w:lang w:val="ar_AE" w:bidi="ar_AE"/>
-        </w:rPr>
-      </w:r>
-    </w:p>
-    <w:p>
-      <w:pPr>
-        <w:bidi/>
-      </w:pPr>
-      <w:r>
-        <w:rPr>
-          <w:lang w:val="ar_AE" w:bidi="ar_AE"/>
-        </w:rPr>
-      </w:r>
-      <w:r>
-        <w:rPr>
-          <w:vertAlign w:val="superscript"/>
-          <w:lang w:val="ar_AE" w:bidi="ar_AE"/>
-        </w:rPr>
-        <w:t>11</w:t>
-      </w:r>
-      <w:r>
-        <w:rPr>
-          <w:lang w:val="ar_AE" w:bidi="ar_AE"/>
-        </w:rPr>
-        <w:t xml:space="preserve"> فَإِنَّ نِعْمَةَ اللهِ الَّتِي تَحْمِلُ مَعَهَا الْخَلاصَ لِجَمِيعِ النَّاسِ، قَدْ ظَهَرَتْ.</w:t>
-      </w:r>
-      <w:r>
-        <w:rPr>
-          <w:lang w:val="ar_AE" w:bidi="ar_AE"/>
-        </w:rPr>
-      </w:r>
-      <w:r>
-        <w:rPr>
-          <w:lang w:val="ar_AE" w:bidi="ar_AE"/>
-        </w:rPr>
-      </w:r>
-    </w:p>
-    <w:p>
-      <w:pPr>
-        <w:bidi/>
-      </w:pPr>
-      <w:r>
-        <w:rPr>
-          <w:lang w:val="ar_AE" w:bidi="ar_AE"/>
-        </w:rPr>
-      </w:r>
-    </w:p>
-    <w:p>
-      <w:pPr>
-        <w:bidi/>
-      </w:pPr>
-      <w:r>
-        <w:rPr>
-          <w:lang w:val="ar_AE" w:bidi="ar_AE"/>
-        </w:rPr>
-      </w:r>
-      <w:r>
-        <w:rPr>
-          <w:vertAlign w:val="superscript"/>
-          <w:lang w:val="ar_AE" w:bidi="ar_AE"/>
-        </w:rPr>
-        <w:t>12</w:t>
-      </w:r>
-      <w:r>
-        <w:rPr>
-          <w:lang w:val="ar_AE" w:bidi="ar_AE"/>
-        </w:rPr>
-        <w:t xml:space="preserve"> وَهِي تُعَلِّمُنَا أَنْ نَقْطَعَ عَلاقَتَنَا بِالإِبَاحِيَّةِ وَالشَّهَوَاتِ الْعَالَمِيَّةِ، وَأَنْ نَحْيَا فِي الْعَصْرِ الْحَاضِرِ حَيَاةَ التَّعَقُّلِ وَالْبِرِّ وَالتَّقْوَى،</w:t>
-      </w:r>
-      <w:r>
-        <w:rPr>
-          <w:lang w:val="ar_AE" w:bidi="ar_AE"/>
-        </w:rPr>
-      </w:r>
-      <w:r>
-        <w:rPr>
-          <w:lang w:val="ar_AE" w:bidi="ar_AE"/>
-        </w:rPr>
-      </w:r>
-    </w:p>
-    <w:p>
-      <w:pPr>
-        <w:bidi/>
-      </w:pPr>
-      <w:r>
-        <w:rPr>
-          <w:lang w:val="ar_AE" w:bidi="ar_AE"/>
-        </w:rPr>
-      </w:r>
-    </w:p>
-    <w:p>
-      <w:pPr>
-        <w:bidi/>
-      </w:pPr>
-      <w:r>
-        <w:rPr>
-          <w:lang w:val="ar_AE" w:bidi="ar_AE"/>
-        </w:rPr>
-      </w:r>
-      <w:r>
-        <w:rPr>
-          <w:vertAlign w:val="superscript"/>
-          <w:lang w:val="ar_AE" w:bidi="ar_AE"/>
-        </w:rPr>
-        <w:t>13</w:t>
-      </w:r>
-      <w:r>
-        <w:rPr>
-          <w:lang w:val="ar_AE" w:bidi="ar_AE"/>
-        </w:rPr>
-        <w:t xml:space="preserve"> فِيمَا نَنْتَظِرُ تَحْقِيقَ رَجَائِنَا السَّعِيدِ، ثُمَّ الظُّهُورَ العَلَنِيَّ لِمَجْدِ إِلَهِنَا وَمُخَلِّصِنَا الْعَظِيمِ يَسُوعَ الْمَسِيحِ،</w:t>
-      </w:r>
-      <w:r>
-        <w:rPr>
-          <w:lang w:val="ar_AE" w:bidi="ar_AE"/>
-        </w:rPr>
-      </w:r>
-      <w:r>
-        <w:rPr>
-          <w:lang w:val="ar_AE" w:bidi="ar_AE"/>
-        </w:rPr>
-      </w:r>
-    </w:p>
-    <w:p>
-      <w:pPr>
-        <w:bidi/>
-      </w:pPr>
-      <w:r>
-        <w:rPr>
-          <w:lang w:val="ar_AE" w:bidi="ar_AE"/>
-        </w:rPr>
-      </w:r>
-    </w:p>
-    <w:p>
-      <w:pPr>
-        <w:bidi/>
-      </w:pPr>
-      <w:r>
-        <w:rPr>
-          <w:lang w:val="ar_AE" w:bidi="ar_AE"/>
-        </w:rPr>
-      </w:r>
-      <w:r>
-        <w:rPr>
-          <w:vertAlign w:val="superscript"/>
-          <w:lang w:val="ar_AE" w:bidi="ar_AE"/>
-        </w:rPr>
-        <w:t>14</w:t>
-      </w:r>
-      <w:r>
-        <w:rPr>
-          <w:lang w:val="ar_AE" w:bidi="ar_AE"/>
-        </w:rPr>
-        <w:t xml:space="preserve"> الَّذِي بَذَلَ نَفْسَهُ لأَجْلِنَا لِكَيْ يَفْتَدِيَنَا مِنْ كُلِّ إِثْمٍ وَيُطَهِّرَنَا لِنَفْسِهِ شَعْباً خَاصّاً يَجْتَهِدُ بِحَمَاسَةٍ فِي الأَعْمَالِ الصَّالِحَةِ.</w:t>
-      </w:r>
-      <w:r>
-        <w:rPr>
-          <w:lang w:val="ar_AE" w:bidi="ar_AE"/>
-        </w:rPr>
-      </w:r>
-      <w:r>
-        <w:rPr>
-          <w:lang w:val="ar_AE" w:bidi="ar_AE"/>
-        </w:rPr>
-      </w:r>
-    </w:p>
-    <w:p>
-      <w:pPr>
-        <w:bidi/>
-      </w:pPr>
-      <w:r>
-        <w:rPr>
-          <w:lang w:val="ar_AE" w:bidi="ar_AE"/>
-        </w:rPr>
-      </w:r>
-    </w:p>
-    <w:p>
-      <w:pPr>
-        <w:bidi/>
-      </w:pPr>
-      <w:r>
-        <w:rPr>
-          <w:lang w:val="ar_AE" w:bidi="ar_AE"/>
-        </w:rPr>
-      </w:r>
-      <w:r>
-        <w:rPr>
-          <w:vertAlign w:val="superscript"/>
+          <w:rtl/>
+          <w:cs/>
           <w:lang w:val="ar_AE" w:bidi="ar_AE"/>
         </w:rPr>
         <w:t>15</w:t>
       </w:r>
       <w:r>
         <w:rPr>
-          <w:lang w:val="ar_AE" w:bidi="ar_AE"/>
-        </w:rPr>
-        <w:t xml:space="preserve"> بِهَذِهِ الأُمُورِ تَكَلَّمْ، وَعِظْ، وَوَبِّخْ بِكُلِّ سُلْطَانٍ، وَلا تَدَعْ أَحَداً يَسْتَخِفُّ بِكَ!</w:t>
-      </w:r>
-      <w:r>
-        <w:rPr>
-          <w:lang w:val="ar_AE" w:bidi="ar_AE"/>
-        </w:rPr>
-      </w:r>
-      <w:r>
-        <w:rPr>
-          <w:lang w:val="ar_AE" w:bidi="ar_AE"/>
-        </w:rPr>
-      </w:r>
-    </w:p>
-    <w:p>
-      <w:pPr>
-        <w:bidi/>
-      </w:pPr>
-      <w:r>
-        <w:rPr>
-          <w:lang w:val="ar_AE" w:bidi="ar_AE"/>
-        </w:rPr>
-      </w:r>
-    </w:p>
-    <w:p>
-      <w:pPr>
-        <w:pStyle w:val="Heading2"/>
-        <w:bidi/>
-      </w:pPr>
-      <w:r>
-        <w:rPr>
-          <w:lang w:val="ar_AE" w:bidi="ar_AE"/>
-        </w:rPr>
-        <w:t>Titus 3:1</w:t>
-      </w:r>
-      <w:r>
-        <w:rPr>
-          <w:lang w:val="ar_AE" w:bidi="ar_AE"/>
-        </w:rPr>
-      </w:r>
-    </w:p>
-    <w:p>
-      <w:pPr>
-        <w:bidi/>
-      </w:pPr>
-      <w:r>
-        <w:rPr>
-          <w:lang w:val="ar_AE" w:bidi="ar_AE"/>
-        </w:rPr>
-      </w:r>
-      <w:r>
-        <w:rPr>
-          <w:vertAlign w:val="superscript"/>
-          <w:lang w:val="ar_AE" w:bidi="ar_AE"/>
-        </w:rPr>
-        <w:t>1</w:t>
-      </w:r>
-      <w:r>
-        <w:rPr>
-          <w:lang w:val="ar_AE" w:bidi="ar_AE"/>
-        </w:rPr>
-        <w:t xml:space="preserve"> ذَكِّرِ الْمُؤْمِنِينَ أَنْ يَخْضَعُوا لِلْحُكَّامِ وَالسُّلُطَاتِ، وَيُطِيعُوا الْقَانُونَ، وَيَكُونُوا مُسْتَعِدِّينَ لِكُلِّ عَمَلٍ صَالِحٍ،</w:t>
-      </w:r>
-      <w:r>
-        <w:rPr>
-          <w:lang w:val="ar_AE" w:bidi="ar_AE"/>
-        </w:rPr>
-      </w:r>
-      <w:r>
-        <w:rPr>
-          <w:lang w:val="ar_AE" w:bidi="ar_AE"/>
-        </w:rPr>
-      </w:r>
-    </w:p>
-    <w:p>
-      <w:pPr>
-        <w:bidi/>
-      </w:pPr>
-      <w:r>
-        <w:rPr>
-          <w:lang w:val="ar_AE" w:bidi="ar_AE"/>
-        </w:rPr>
-      </w:r>
-    </w:p>
-    <w:p>
-      <w:pPr>
-        <w:bidi/>
-      </w:pPr>
-      <w:r>
-        <w:rPr>
-          <w:lang w:val="ar_AE" w:bidi="ar_AE"/>
-        </w:rPr>
-      </w:r>
-      <w:r>
-        <w:rPr>
-          <w:vertAlign w:val="superscript"/>
-          <w:lang w:val="ar_AE" w:bidi="ar_AE"/>
-        </w:rPr>
-        <w:t>2</w:t>
-      </w:r>
-      <w:r>
-        <w:rPr>
-          <w:lang w:val="ar_AE" w:bidi="ar_AE"/>
-        </w:rPr>
-        <w:t xml:space="preserve"> وَلا يَقُولُوا سُوءاً فِي أَحَدٍ، وَلا يَكُونُوا مُخَاصِمِينَ، بَلْ لُطَفَاءَ يُعَامِلُونَ الْجَمِيعَ بِوَدَاعَةٍ تَامَّةٍ.</w:t>
-      </w:r>
-      <w:r>
-        <w:rPr>
-          <w:lang w:val="ar_AE" w:bidi="ar_AE"/>
-        </w:rPr>
-      </w:r>
-      <w:r>
-        <w:rPr>
-          <w:lang w:val="ar_AE" w:bidi="ar_AE"/>
-        </w:rPr>
-      </w:r>
-    </w:p>
-    <w:p>
-      <w:pPr>
-        <w:bidi/>
-      </w:pPr>
-      <w:r>
-        <w:rPr>
-          <w:lang w:val="ar_AE" w:bidi="ar_AE"/>
-        </w:rPr>
-      </w:r>
-    </w:p>
-    <w:p>
-      <w:pPr>
-        <w:bidi/>
-      </w:pPr>
-      <w:r>
-        <w:rPr>
-          <w:lang w:val="ar_AE" w:bidi="ar_AE"/>
-        </w:rPr>
-      </w:r>
-      <w:r>
-        <w:rPr>
-          <w:vertAlign w:val="superscript"/>
-          <w:lang w:val="ar_AE" w:bidi="ar_AE"/>
-        </w:rPr>
-        <w:t>3</w:t>
-      </w:r>
-      <w:r>
-        <w:rPr>
-          <w:lang w:val="ar_AE" w:bidi="ar_AE"/>
-        </w:rPr>
-        <w:t xml:space="preserve"> فَإِنَّنَا نَحْنُ أَيْضاً كُنَّا فِي الْمَاضِي جُهَّالاً، غَيْرَ مُطِيعِينَ، تَائِهِينَ فِي الضَّلالِ، عَبِيداً يَخْدِمُونَ الشَّهَوَاتِ وَاللَّذَّاتِ الْمُخْتَلِفَةَ، نَعِيشُ فِي الْخُبْثِ وَالْحَسَدِ، مَكْرُوهِينَ، وَكَارِهِينَ بَعْضُنَا لِبَعْضٍ.</w:t>
-      </w:r>
-      <w:r>
-        <w:rPr>
-          <w:lang w:val="ar_AE" w:bidi="ar_AE"/>
-        </w:rPr>
-      </w:r>
-      <w:r>
-        <w:rPr>
-          <w:lang w:val="ar_AE" w:bidi="ar_AE"/>
-        </w:rPr>
-      </w:r>
-    </w:p>
-    <w:p>
-      <w:pPr>
-        <w:bidi/>
-      </w:pPr>
-      <w:r>
-        <w:rPr>
-          <w:lang w:val="ar_AE" w:bidi="ar_AE"/>
-        </w:rPr>
-      </w:r>
-    </w:p>
-    <w:p>
-      <w:pPr>
-        <w:bidi/>
-      </w:pPr>
-      <w:r>
-        <w:rPr>
-          <w:lang w:val="ar_AE" w:bidi="ar_AE"/>
-        </w:rPr>
-      </w:r>
-      <w:r>
-        <w:rPr>
-          <w:vertAlign w:val="superscript"/>
-          <w:lang w:val="ar_AE" w:bidi="ar_AE"/>
-        </w:rPr>
-        <w:t>4</w:t>
-      </w:r>
-      <w:r>
-        <w:rPr>
-          <w:lang w:val="ar_AE" w:bidi="ar_AE"/>
-        </w:rPr>
-        <w:t xml:space="preserve"> وَلَكِنْ، لَمَّا ظَهَرَ لُطْفُ مُخَلِّصِنَا اللهِ، وَمَحَبَّتُهُ لِلنَّاسِ،</w:t>
-      </w:r>
-      <w:r>
-        <w:rPr>
-          <w:lang w:val="ar_AE" w:bidi="ar_AE"/>
-        </w:rPr>
-      </w:r>
-      <w:r>
-        <w:rPr>
-          <w:lang w:val="ar_AE" w:bidi="ar_AE"/>
-        </w:rPr>
-      </w:r>
-    </w:p>
-    <w:p>
-      <w:pPr>
-        <w:bidi/>
-      </w:pPr>
-      <w:r>
-        <w:rPr>
-          <w:lang w:val="ar_AE" w:bidi="ar_AE"/>
-        </w:rPr>
-      </w:r>
-    </w:p>
-    <w:p>
-      <w:pPr>
-        <w:bidi/>
-      </w:pPr>
-      <w:r>
-        <w:rPr>
-          <w:lang w:val="ar_AE" w:bidi="ar_AE"/>
-        </w:rPr>
-      </w:r>
-      <w:r>
-        <w:rPr>
-          <w:vertAlign w:val="superscript"/>
-          <w:lang w:val="ar_AE" w:bidi="ar_AE"/>
-        </w:rPr>
-        <w:t>5</w:t>
-      </w:r>
-      <w:r>
-        <w:rPr>
-          <w:lang w:val="ar_AE" w:bidi="ar_AE"/>
-        </w:rPr>
-        <w:t xml:space="preserve"> خَلَّصَنَا، لَا عَلَى أَسَاسِ أَعْمَالِ بِرٍّ قُمْنَا بِها نَحْنُ، وَإِنَّمَا بِمُوجِبِ رَحْمَتِهِ، وَذَلِكَ بِأَنْ غَسَلَنَا كُلِّيًّا غُسْلَ الْخَلِيقَةِ الْجَدِيدَةِ وَالتَّجْدِيدِ الَّذِي يُجْرِيهِ الرُّوحُ الْقُدُسُ،</w:t>
-      </w:r>
-      <w:r>
-        <w:rPr>
-          <w:lang w:val="ar_AE" w:bidi="ar_AE"/>
-        </w:rPr>
-      </w:r>
-      <w:r>
-        <w:rPr>
-          <w:lang w:val="ar_AE" w:bidi="ar_AE"/>
-        </w:rPr>
-      </w:r>
-    </w:p>
-    <w:p>
-      <w:pPr>
-        <w:bidi/>
-      </w:pPr>
-      <w:r>
-        <w:rPr>
-          <w:lang w:val="ar_AE" w:bidi="ar_AE"/>
-        </w:rPr>
-      </w:r>
-    </w:p>
-    <w:p>
-      <w:pPr>
-        <w:bidi/>
-      </w:pPr>
-      <w:r>
-        <w:rPr>
-          <w:lang w:val="ar_AE" w:bidi="ar_AE"/>
-        </w:rPr>
-      </w:r>
-      <w:r>
-        <w:rPr>
-          <w:vertAlign w:val="superscript"/>
-          <w:lang w:val="ar_AE" w:bidi="ar_AE"/>
-        </w:rPr>
-        <w:t>6</w:t>
-      </w:r>
-      <w:r>
-        <w:rPr>
-          <w:lang w:val="ar_AE" w:bidi="ar_AE"/>
-        </w:rPr>
-        <w:t xml:space="preserve"> الَّذِي سَكَبَهُ عَلَيْنَا بِغِنىً بِيَسُوعَ الْمَسِيحِ مُخَلِّصِنَا.</w:t>
-      </w:r>
-      <w:r>
-        <w:rPr>
-          <w:lang w:val="ar_AE" w:bidi="ar_AE"/>
-        </w:rPr>
-      </w:r>
-      <w:r>
-        <w:rPr>
-          <w:lang w:val="ar_AE" w:bidi="ar_AE"/>
-        </w:rPr>
-      </w:r>
-    </w:p>
-    <w:p>
-      <w:pPr>
-        <w:bidi/>
-      </w:pPr>
-      <w:r>
-        <w:rPr>
-          <w:lang w:val="ar_AE" w:bidi="ar_AE"/>
-        </w:rPr>
-      </w:r>
-    </w:p>
-    <w:p>
-      <w:pPr>
-        <w:bidi/>
-      </w:pPr>
-      <w:r>
-        <w:rPr>
-          <w:lang w:val="ar_AE" w:bidi="ar_AE"/>
-        </w:rPr>
-      </w:r>
-      <w:r>
-        <w:rPr>
-          <w:vertAlign w:val="superscript"/>
-          <w:lang w:val="ar_AE" w:bidi="ar_AE"/>
-        </w:rPr>
-        <w:t>7</w:t>
-      </w:r>
-      <w:r>
-        <w:rPr>
-          <w:lang w:val="ar_AE" w:bidi="ar_AE"/>
-        </w:rPr>
-        <w:t xml:space="preserve"> حَتَّى إِذَا تَبَرَّرْنَا بِنِعْمَتِهِ، نَصِيرُ وَرَثَةً، وَفْقاً لِرَجَائِنَا بِالْحَيَاةِ الأَبَدِيَّةِ.</w:t>
-      </w:r>
-      <w:r>
-        <w:rPr>
-          <w:lang w:val="ar_AE" w:bidi="ar_AE"/>
-        </w:rPr>
-      </w:r>
-      <w:r>
-        <w:rPr>
-          <w:lang w:val="ar_AE" w:bidi="ar_AE"/>
-        </w:rPr>
-      </w:r>
-    </w:p>
-    <w:p>
-      <w:pPr>
-        <w:bidi/>
-      </w:pPr>
-      <w:r>
-        <w:rPr>
-          <w:lang w:val="ar_AE" w:bidi="ar_AE"/>
-        </w:rPr>
-      </w:r>
-    </w:p>
-    <w:p>
-      <w:pPr>
-        <w:bidi/>
-      </w:pPr>
-      <w:r>
-        <w:rPr>
-          <w:lang w:val="ar_AE" w:bidi="ar_AE"/>
-        </w:rPr>
-      </w:r>
-      <w:r>
-        <w:rPr>
-          <w:vertAlign w:val="superscript"/>
-          <w:lang w:val="ar_AE" w:bidi="ar_AE"/>
-        </w:rPr>
-        <w:t>8</w:t>
-      </w:r>
-      <w:r>
-        <w:rPr>
-          <w:lang w:val="ar_AE" w:bidi="ar_AE"/>
-        </w:rPr>
-        <w:t xml:space="preserve"> صَادِقٌ هَذَا الْقَوْلُ! وَأُرِيدُ أَنْ تُقَرِّرَ هَذِهِ الأُمُورَ قَرَاراً حَاسِماً، حَتَّى يَهْتَمَّ الَّذِينَ آمَنُوا بِاللهِ بِأَنْ يَجْتَهِدُوا فِي الأَعْمَالِ الصَّالِحَةِ. هَذِهِ الأُمُورُ حَسَنَةٌ وَنَافِعَةٌ لِلنَّاسِ.</w:t>
-      </w:r>
-      <w:r>
-        <w:rPr>
-          <w:lang w:val="ar_AE" w:bidi="ar_AE"/>
-        </w:rPr>
-      </w:r>
-      <w:r>
-        <w:rPr>
-          <w:lang w:val="ar_AE" w:bidi="ar_AE"/>
-        </w:rPr>
-      </w:r>
-    </w:p>
-    <w:p>
-      <w:pPr>
-        <w:bidi/>
-      </w:pPr>
-      <w:r>
-        <w:rPr>
-          <w:lang w:val="ar_AE" w:bidi="ar_AE"/>
-        </w:rPr>
-      </w:r>
-    </w:p>
-    <w:p>
-      <w:pPr>
-        <w:bidi/>
-      </w:pPr>
-      <w:r>
-        <w:rPr>
-          <w:lang w:val="ar_AE" w:bidi="ar_AE"/>
-        </w:rPr>
-      </w:r>
-      <w:r>
-        <w:rPr>
-          <w:vertAlign w:val="superscript"/>
-          <w:lang w:val="ar_AE" w:bidi="ar_AE"/>
-        </w:rPr>
-        <w:t>9</w:t>
-      </w:r>
-      <w:r>
-        <w:rPr>
-          <w:lang w:val="ar_AE" w:bidi="ar_AE"/>
-        </w:rPr>
-        <w:t xml:space="preserve"> أَمَّا الْمَسَائِلُ السَّخِيفَةُ، وَسَلاسِلُ النَّسَبِ، وَالْمُخَاصَمَاتُ، وَالْمُنَازَعَاتُ حَوْلَ الشَّرِيعَةِ، فَتَجَنَّبْهَا، لأَنَّهَا غَيْرُ نَافِعَةٍ، وَبَاطِلَةٌ.</w:t>
-      </w:r>
-      <w:r>
-        <w:rPr>
-          <w:lang w:val="ar_AE" w:bidi="ar_AE"/>
-        </w:rPr>
-      </w:r>
-      <w:r>
-        <w:rPr>
-          <w:lang w:val="ar_AE" w:bidi="ar_AE"/>
-        </w:rPr>
-      </w:r>
-    </w:p>
-    <w:p>
-      <w:pPr>
-        <w:bidi/>
-      </w:pPr>
-      <w:r>
-        <w:rPr>
-          <w:lang w:val="ar_AE" w:bidi="ar_AE"/>
-        </w:rPr>
-      </w:r>
-    </w:p>
-    <w:p>
-      <w:pPr>
-        <w:bidi/>
-      </w:pPr>
-      <w:r>
-        <w:rPr>
-          <w:lang w:val="ar_AE" w:bidi="ar_AE"/>
-        </w:rPr>
-      </w:r>
-      <w:r>
-        <w:rPr>
-          <w:vertAlign w:val="superscript"/>
-          <w:lang w:val="ar_AE" w:bidi="ar_AE"/>
-        </w:rPr>
-        <w:t>10</w:t>
-      </w:r>
-      <w:r>
-        <w:rPr>
-          <w:lang w:val="ar_AE" w:bidi="ar_AE"/>
-        </w:rPr>
-        <w:t xml:space="preserve"> وَصَاحِبُ الْهَرْطَقَةِ اقْطَعِ الْعَلاقَةَ بِهِ بَعْدَ إِنْذَارِهِ أَوَّلاً وَثَانِياً،</w:t>
-      </w:r>
-      <w:r>
-        <w:rPr>
-          <w:lang w:val="ar_AE" w:bidi="ar_AE"/>
-        </w:rPr>
-      </w:r>
-      <w:r>
-        <w:rPr>
-          <w:lang w:val="ar_AE" w:bidi="ar_AE"/>
-        </w:rPr>
-      </w:r>
-    </w:p>
-    <w:p>
-      <w:pPr>
-        <w:bidi/>
-      </w:pPr>
-      <w:r>
-        <w:rPr>
-          <w:lang w:val="ar_AE" w:bidi="ar_AE"/>
-        </w:rPr>
-      </w:r>
-    </w:p>
-    <w:p>
-      <w:pPr>
-        <w:bidi/>
-      </w:pPr>
-      <w:r>
-        <w:rPr>
-          <w:lang w:val="ar_AE" w:bidi="ar_AE"/>
-        </w:rPr>
-      </w:r>
-      <w:r>
-        <w:rPr>
-          <w:vertAlign w:val="superscript"/>
-          <w:lang w:val="ar_AE" w:bidi="ar_AE"/>
-        </w:rPr>
-        <w:t>11</w:t>
-      </w:r>
-      <w:r>
-        <w:rPr>
-          <w:lang w:val="ar_AE" w:bidi="ar_AE"/>
-        </w:rPr>
-        <w:t xml:space="preserve"> عَالِماً أَنَّ مِثْلَ هَذَا مُنْحَرِفٌ يَمْضِي فِي الْخَطِيئَةِ وَقَدْ حَكَمَ عَلَى نَفْسِهِ بِنَفْسِهِ!</w:t>
-      </w:r>
-      <w:r>
-        <w:rPr>
-          <w:lang w:val="ar_AE" w:bidi="ar_AE"/>
-        </w:rPr>
-      </w:r>
-      <w:r>
-        <w:rPr>
-          <w:lang w:val="ar_AE" w:bidi="ar_AE"/>
-        </w:rPr>
-      </w:r>
-    </w:p>
-    <w:p>
-      <w:pPr>
-        <w:bidi/>
-      </w:pPr>
-      <w:r>
-        <w:rPr>
-          <w:lang w:val="ar_AE" w:bidi="ar_AE"/>
-        </w:rPr>
-      </w:r>
-    </w:p>
-    <w:p>
-      <w:pPr>
-        <w:bidi/>
-      </w:pPr>
-      <w:r>
-        <w:rPr>
-          <w:lang w:val="ar_AE" w:bidi="ar_AE"/>
-        </w:rPr>
-      </w:r>
-      <w:r>
-        <w:rPr>
-          <w:vertAlign w:val="superscript"/>
-          <w:lang w:val="ar_AE" w:bidi="ar_AE"/>
-        </w:rPr>
-        <w:t>12</w:t>
-      </w:r>
-      <w:r>
-        <w:rPr>
-          <w:lang w:val="ar_AE" w:bidi="ar_AE"/>
-        </w:rPr>
-        <w:t xml:space="preserve"> حَالَمَا أُرْسِلُ إِلَيْكَ أَرْتِمَاسَ أَوْ تِيخِيكُسَ، اجْتَهِدْ أَنْ تَأْتِيَنِي إِلَى مَدِينَةِ نِيكُوبُولِيسَ، لأَنِّي قَرَّرْتُ أَنْ أُقَضِّيَ فَصْلَ الشِّتَاءِ هُنَاكَ.</w:t>
-      </w:r>
-      <w:r>
-        <w:rPr>
-          <w:lang w:val="ar_AE" w:bidi="ar_AE"/>
-        </w:rPr>
-      </w:r>
-      <w:r>
-        <w:rPr>
-          <w:lang w:val="ar_AE" w:bidi="ar_AE"/>
-        </w:rPr>
-      </w:r>
-    </w:p>
-    <w:p>
-      <w:pPr>
-        <w:bidi/>
-      </w:pPr>
-      <w:r>
-        <w:rPr>
-          <w:lang w:val="ar_AE" w:bidi="ar_AE"/>
-        </w:rPr>
-      </w:r>
-    </w:p>
-    <w:p>
-      <w:pPr>
-        <w:bidi/>
-      </w:pPr>
-      <w:r>
-        <w:rPr>
-          <w:lang w:val="ar_AE" w:bidi="ar_AE"/>
-        </w:rPr>
-      </w:r>
-      <w:r>
-        <w:rPr>
-          <w:vertAlign w:val="superscript"/>
-          <w:lang w:val="ar_AE" w:bidi="ar_AE"/>
-        </w:rPr>
-        <w:t>13</w:t>
-      </w:r>
-      <w:r>
-        <w:rPr>
-          <w:lang w:val="ar_AE" w:bidi="ar_AE"/>
-        </w:rPr>
-        <w:t xml:space="preserve"> اجْتَهِدْ فِي إِطْلاقِ زِينَاسَ الْمُحَامِي وَأَبُلُّوسَ بَعْدَ تَزْوِيدِهِمَا لِلسَّفَرِ، حَتَّى لَا يَحْتَاجَا إِلَى شَيْءٍ.</w:t>
-      </w:r>
-      <w:r>
-        <w:rPr>
-          <w:lang w:val="ar_AE" w:bidi="ar_AE"/>
-        </w:rPr>
-      </w:r>
-      <w:r>
-        <w:rPr>
-          <w:lang w:val="ar_AE" w:bidi="ar_AE"/>
-        </w:rPr>
-      </w:r>
-    </w:p>
-    <w:p>
-      <w:pPr>
-        <w:bidi/>
-      </w:pPr>
-      <w:r>
-        <w:rPr>
-          <w:lang w:val="ar_AE" w:bidi="ar_AE"/>
-        </w:rPr>
-      </w:r>
-    </w:p>
-    <w:p>
-      <w:pPr>
-        <w:bidi/>
-      </w:pPr>
-      <w:r>
-        <w:rPr>
-          <w:lang w:val="ar_AE" w:bidi="ar_AE"/>
-        </w:rPr>
-      </w:r>
-      <w:r>
-        <w:rPr>
-          <w:vertAlign w:val="superscript"/>
-          <w:lang w:val="ar_AE" w:bidi="ar_AE"/>
-        </w:rPr>
-        <w:t>14</w:t>
-      </w:r>
-      <w:r>
-        <w:rPr>
-          <w:lang w:val="ar_AE" w:bidi="ar_AE"/>
-        </w:rPr>
-        <w:t xml:space="preserve"> وَلْيَتَعَلَّمْ ذَوُونَا أَيْضاً أَنْ يُمَارِسُوا أَعْمَالاً حَسَنَةً، لِسَدِّ الْحَاجَاتِ الضَّرُورِيَّةِ، لِكَيْ لَا يَكُونُوا عَدِيمِي الثَّمَرِ.</w:t>
-      </w:r>
-      <w:r>
-        <w:rPr>
-          <w:lang w:val="ar_AE" w:bidi="ar_AE"/>
-        </w:rPr>
-      </w:r>
-      <w:r>
-        <w:rPr>
-          <w:lang w:val="ar_AE" w:bidi="ar_AE"/>
-        </w:rPr>
-      </w:r>
-    </w:p>
-    <w:p>
-      <w:pPr>
-        <w:bidi/>
-      </w:pPr>
-      <w:r>
-        <w:rPr>
-          <w:lang w:val="ar_AE" w:bidi="ar_AE"/>
-        </w:rPr>
-      </w:r>
-    </w:p>
-    <w:p>
-      <w:pPr>
-        <w:bidi/>
-      </w:pPr>
-      <w:r>
-        <w:rPr>
-          <w:lang w:val="ar_AE" w:bidi="ar_AE"/>
-        </w:rPr>
-      </w:r>
-      <w:r>
-        <w:rPr>
-          <w:vertAlign w:val="superscript"/>
-          <w:lang w:val="ar_AE" w:bidi="ar_AE"/>
-        </w:rPr>
-        <w:t>15</w:t>
-      </w:r>
-      <w:r>
-        <w:rPr>
+          <w:rtl/>
+          <w:cs/>
           <w:lang w:val="ar_AE" w:bidi="ar_AE"/>
         </w:rPr>
         <w:t xml:space="preserve"> جَمِيعُ الَّذِينَ مَعِي يُسَلِّمُونَ عَلَيْكَ. سَلِّمْ عَلَى مُحِبِّينَا فِي الإِيمَانِ. لِتَكُنِ النِّعْمَةُ مَعَكُمْ جَمِيعاً!</w:t>
-      </w:r>
-      <w:r>
-        <w:rPr>
-          <w:lang w:val="ar_AE" w:bidi="ar_AE"/>
-        </w:rPr>
-      </w:r>
-      <w:r>
-        <w:rPr>
-          <w:lang w:val="ar_AE" w:bidi="ar_AE"/>
-        </w:rPr>
       </w:r>
     </w:p>
     <w:sectPr>
